--- a/系統文件.docx
+++ b/系統文件.docx
@@ -467,7 +467,7 @@
     <w:p>
       <w:pPr>
         <w:rPr>
-          <w:rFonts w:ascii="標楷體" w:eastAsia="標楷體" w:hAnsi="標楷體" w:hint="eastAsia"/>
+          <w:rFonts w:ascii="標楷體" w:eastAsia="標楷體" w:hAnsi="標楷體"/>
         </w:rPr>
       </w:pPr>
     </w:p>
@@ -1217,16 +1217,8 @@
         <w:rPr>
           <w:rFonts w:ascii="標楷體" w:eastAsia="標楷體" w:hAnsi="標楷體"/>
         </w:rPr>
-        <w:t>Node.js的JavaScript</w:t>
-      </w:r>
-      <w:proofErr w:type="gramStart"/>
-      <w:r>
-        <w:rPr>
-          <w:rFonts w:ascii="標楷體" w:eastAsia="標楷體" w:hAnsi="標楷體"/>
-        </w:rPr>
-        <w:t>全端組合</w:t>
-      </w:r>
-      <w:proofErr w:type="gramEnd"/>
+        <w:t>Node.js的JavaScript全端組合</w:t>
+      </w:r>
     </w:p>
     <w:p>
       <w:pPr>
@@ -1438,21 +1430,7 @@
         <w:rPr>
           <w:rFonts w:ascii="標楷體" w:eastAsia="標楷體" w:hAnsi="標楷體"/>
         </w:rPr>
-        <w:t>與MERN(MongoDB, Express, React, Node)，專注於高效能的JavaScript</w:t>
-      </w:r>
-      <w:proofErr w:type="gramStart"/>
-      <w:r>
-        <w:rPr>
-          <w:rFonts w:ascii="標楷體" w:eastAsia="標楷體" w:hAnsi="標楷體"/>
-        </w:rPr>
-        <w:t>全端開發</w:t>
-      </w:r>
-      <w:proofErr w:type="gramEnd"/>
-      <w:r>
-        <w:rPr>
-          <w:rFonts w:ascii="標楷體" w:eastAsia="標楷體" w:hAnsi="標楷體"/>
-        </w:rPr>
-        <w:t>。本系統透過 Node.js 的非阻塞I/O(Non-blocking I/O)特性，</w:t>
+        <w:t>與MERN(MongoDB, Express, React, Node)，專注於高效能的JavaScript全端開發。本系統透過 Node.js 的非阻塞I/O(Non-blocking I/O)特性，</w:t>
       </w:r>
       <w:r>
         <w:rPr>
@@ -2052,7 +2030,7 @@
     <w:p>
       <w:pPr>
         <w:rPr>
-          <w:rFonts w:ascii="標楷體" w:eastAsia="標楷體" w:hAnsi="標楷體" w:hint="eastAsia"/>
+          <w:rFonts w:ascii="標楷體" w:eastAsia="標楷體" w:hAnsi="標楷體"/>
           <w:sz w:val="28"/>
           <w:szCs w:val="28"/>
         </w:rPr>
@@ -2092,10 +2070,10 @@
           <w:noProof/>
         </w:rPr>
         <w:drawing>
-          <wp:inline distT="0" distB="0" distL="0" distR="0" wp14:anchorId="215C9D34" wp14:editId="02E7B266">
+          <wp:inline distT="0" distB="0" distL="0" distR="0" wp14:anchorId="5B086863" wp14:editId="5E6C0A5B">
             <wp:extent cx="5057775" cy="5343525"/>
             <wp:effectExtent l="0" t="0" r="9525" b="9525"/>
-            <wp:docPr id="786114917" name="圖片 3" descr="一張含有 月亮, 黑色, 黑暗, 天體 的圖片&#10;&#10;AI 產生的內容可能不正確。"/>
+            <wp:docPr id="9190002" name="圖片 1" descr="一張含有 月亮, 黑色, 黑暗, 天體 的圖片&#10;&#10;AI 產生的內容可能不正確。"/>
             <wp:cNvGraphicFramePr>
               <a:graphicFrameLocks xmlns:a="http://schemas.openxmlformats.org/drawingml/2006/main" noChangeAspect="1"/>
             </wp:cNvGraphicFramePr>
@@ -2103,7 +2081,7 @@
               <a:graphicData uri="http://schemas.openxmlformats.org/drawingml/2006/picture">
                 <pic:pic xmlns:pic="http://schemas.openxmlformats.org/drawingml/2006/picture">
                   <pic:nvPicPr>
-                    <pic:cNvPr id="786114917" name="圖片 3" descr="一張含有 月亮, 黑色, 黑暗, 天體 的圖片&#10;&#10;AI 產生的內容可能不正確。"/>
+                    <pic:cNvPr id="9190002" name="圖片 1" descr="一張含有 月亮, 黑色, 黑暗, 天體 的圖片&#10;&#10;AI 產生的內容可能不正確。"/>
                     <pic:cNvPicPr/>
                   </pic:nvPicPr>
                   <pic:blipFill>
@@ -2172,14 +2150,14 @@
     <w:p>
       <w:pPr>
         <w:rPr>
-          <w:rFonts w:ascii="標楷體" w:eastAsia="標楷體" w:hAnsi="標楷體" w:hint="eastAsia"/>
-        </w:rPr>
-      </w:pPr>
-    </w:p>
-    <w:p>
-      <w:pPr>
-        <w:rPr>
-          <w:rFonts w:ascii="標楷體" w:eastAsia="標楷體" w:hAnsi="標楷體" w:hint="eastAsia"/>
+          <w:rFonts w:ascii="標楷體" w:eastAsia="標楷體" w:hAnsi="標楷體"/>
+        </w:rPr>
+      </w:pPr>
+    </w:p>
+    <w:p>
+      <w:pPr>
+        <w:rPr>
+          <w:rFonts w:ascii="標楷體" w:eastAsia="標楷體" w:hAnsi="標楷體"/>
         </w:rPr>
       </w:pPr>
       <w:r>
@@ -2352,7 +2330,7 @@
     <w:p>
       <w:pPr>
         <w:rPr>
-          <w:rFonts w:ascii="標楷體" w:eastAsia="標楷體" w:hAnsi="標楷體" w:hint="eastAsia"/>
+          <w:rFonts w:ascii="標楷體" w:eastAsia="標楷體" w:hAnsi="標楷體"/>
         </w:rPr>
       </w:pPr>
     </w:p>
@@ -2448,7 +2426,7 @@
     <w:p>
       <w:pPr>
         <w:rPr>
-          <w:rFonts w:ascii="標楷體" w:eastAsia="標楷體" w:hAnsi="標楷體" w:hint="eastAsia"/>
+          <w:rFonts w:ascii="標楷體" w:eastAsia="標楷體" w:hAnsi="標楷體"/>
         </w:rPr>
       </w:pPr>
     </w:p>
@@ -4078,7 +4056,7 @@
     <w:p>
       <w:pPr>
         <w:rPr>
-          <w:rFonts w:ascii="標楷體" w:eastAsia="標楷體" w:hAnsi="標楷體" w:hint="eastAsia"/>
+          <w:rFonts w:ascii="標楷體" w:eastAsia="標楷體" w:hAnsi="標楷體"/>
         </w:rPr>
       </w:pPr>
     </w:p>
@@ -4842,7 +4820,7 @@
     <w:p>
       <w:pPr>
         <w:rPr>
-          <w:rFonts w:ascii="標楷體" w:eastAsia="標楷體" w:hAnsi="標楷體" w:hint="eastAsia"/>
+          <w:rFonts w:ascii="標楷體" w:eastAsia="標楷體" w:hAnsi="標楷體"/>
         </w:rPr>
       </w:pPr>
       <w:r>

--- a/系統文件.docx
+++ b/系統文件.docx
@@ -853,9 +853,15 @@
       </w:r>
       <w:r>
         <w:rPr>
-          <w:rFonts w:ascii="標楷體" w:eastAsia="標楷體" w:hAnsi="標楷體"/>
-        </w:rPr>
-        <w:t>結帳：輸入顧客姓名或桌號後提交訂單</w:t>
+          <w:rFonts w:ascii="標楷體" w:eastAsia="標楷體" w:hAnsi="標楷體" w:hint="eastAsia"/>
+        </w:rPr>
+        <w:t>送出訂單</w:t>
+      </w:r>
+      <w:r>
+        <w:rPr>
+          <w:rFonts w:ascii="標楷體" w:eastAsia="標楷體" w:hAnsi="標楷體"/>
+        </w:rPr>
+        <w:t>：輸入顧客姓名或桌號後提交訂單</w:t>
       </w:r>
     </w:p>
     <w:p>
@@ -967,9 +973,9 @@
       </w:pPr>
       <w:r>
         <w:rPr>
-          <w:rFonts w:ascii="標楷體" w:eastAsia="標楷體" w:hAnsi="標楷體"/>
-        </w:rPr>
-        <w:t>新增</w:t>
+          <w:rFonts w:ascii="標楷體" w:eastAsia="標楷體" w:hAnsi="標楷體" w:hint="eastAsia"/>
+        </w:rPr>
+        <w:t>編輯</w:t>
       </w:r>
       <w:r>
         <w:rPr>
@@ -987,7 +993,19 @@
         <w:rPr>
           <w:rFonts w:ascii="標楷體" w:eastAsia="標楷體" w:hAnsi="標楷體"/>
         </w:rPr>
-        <w:t>表單新增餐點，包含名稱、價格、分類、描述</w:t>
+        <w:t>表單新增</w:t>
+      </w:r>
+      <w:r>
+        <w:rPr>
+          <w:rFonts w:ascii="標楷體" w:eastAsia="標楷體" w:hAnsi="標楷體" w:hint="eastAsia"/>
+        </w:rPr>
+        <w:t>、修改、刪除</w:t>
+      </w:r>
+      <w:r>
+        <w:rPr>
+          <w:rFonts w:ascii="標楷體" w:eastAsia="標楷體" w:hAnsi="標楷體"/>
+        </w:rPr>
+        <w:t>餐點，包含名稱、價格、分類、描述</w:t>
       </w:r>
       <w:r>
         <w:rPr>
@@ -1030,7 +1048,7 @@
     <w:p>
       <w:pPr>
         <w:rPr>
-          <w:rFonts w:ascii="標楷體" w:eastAsia="標楷體" w:hAnsi="標楷體"/>
+          <w:rFonts w:ascii="標楷體" w:eastAsia="標楷體" w:hAnsi="標楷體" w:hint="eastAsia"/>
         </w:rPr>
       </w:pPr>
       <w:r>
@@ -1051,38 +1069,6 @@
         </w:rPr>
         <w:t>彈出式視窗修改現有餐點的資訊</w:t>
       </w:r>
-    </w:p>
-    <w:p>
-      <w:pPr>
-        <w:rPr>
-          <w:rFonts w:ascii="標楷體" w:eastAsia="標楷體" w:hAnsi="標楷體"/>
-        </w:rPr>
-      </w:pPr>
-      <w:r>
-        <w:rPr>
-          <w:rFonts w:ascii="標楷體" w:eastAsia="標楷體" w:hAnsi="標楷體"/>
-        </w:rPr>
-        <w:t>刪除</w:t>
-      </w:r>
-      <w:r>
-        <w:rPr>
-          <w:rFonts w:ascii="標楷體" w:eastAsia="標楷體" w:hAnsi="標楷體"/>
-        </w:rPr>
-        <w:t>：</w:t>
-      </w:r>
-      <w:r>
-        <w:rPr>
-          <w:rFonts w:ascii="標楷體" w:eastAsia="標楷體" w:hAnsi="標楷體"/>
-        </w:rPr>
-        <w:t>移除餐點</w:t>
-      </w:r>
-    </w:p>
-    <w:p>
-      <w:pPr>
-        <w:rPr>
-          <w:rFonts w:ascii="標楷體" w:eastAsia="標楷體" w:hAnsi="標楷體"/>
-        </w:rPr>
-      </w:pPr>
     </w:p>
     <w:p>
       <w:pPr>
@@ -1098,6 +1084,7 @@
           <w:sz w:val="28"/>
           <w:szCs w:val="28"/>
         </w:rPr>
+        <w:lastRenderedPageBreak/>
         <w:t>系統使用對象</w:t>
       </w:r>
     </w:p>
@@ -1556,8 +1543,14 @@
         <w:rPr>
           <w:rFonts w:ascii="標楷體" w:eastAsia="標楷體" w:hAnsi="標楷體"/>
         </w:rPr>
+        <w:t xml:space="preserve">參考文獻：Tailwind CSS. (n.d.). Tailwind CSS - Rapidly build modern </w:t>
+      </w:r>
+      <w:r>
+        <w:rPr>
+          <w:rFonts w:ascii="標楷體" w:eastAsia="標楷體" w:hAnsi="標楷體"/>
+        </w:rPr>
         <w:lastRenderedPageBreak/>
-        <w:t xml:space="preserve">參考文獻：Tailwind CSS. (n.d.). Tailwind CSS - Rapidly build modern websites. Retrieved from </w:t>
+        <w:t xml:space="preserve">websites. Retrieved from </w:t>
       </w:r>
       <w:hyperlink r:id="rId7" w:history="1">
         <w:r>
@@ -2041,39 +2034,39 @@
           <w:sz w:val="28"/>
           <w:szCs w:val="28"/>
         </w:rPr>
+        <w:t>其他相關設計圖表</w:t>
+      </w:r>
+    </w:p>
+    <w:p>
+      <w:pPr>
+        <w:rPr>
+          <w:rFonts w:ascii="標楷體" w:eastAsia="標楷體" w:hAnsi="標楷體"/>
+        </w:rPr>
+      </w:pPr>
+      <w:r>
+        <w:rPr>
+          <w:rFonts w:ascii="標楷體" w:eastAsia="標楷體" w:hAnsi="標楷體" w:hint="eastAsia"/>
+        </w:rPr>
         <w:lastRenderedPageBreak/>
-        <w:t>其他相關設計圖表</w:t>
-      </w:r>
-    </w:p>
-    <w:p>
-      <w:pPr>
-        <w:rPr>
-          <w:rFonts w:ascii="標楷體" w:eastAsia="標楷體" w:hAnsi="標楷體"/>
-        </w:rPr>
-      </w:pPr>
-      <w:r>
-        <w:rPr>
-          <w:rFonts w:ascii="標楷體" w:eastAsia="標楷體" w:hAnsi="標楷體"/>
-        </w:rPr>
-        <w:t>使用案例圖 (Use Case Diagram)</w:t>
-      </w:r>
-    </w:p>
-    <w:p>
-      <w:pPr>
-        <w:rPr>
-          <w:rFonts w:ascii="標楷體" w:eastAsia="標楷體" w:hAnsi="標楷體"/>
-        </w:rPr>
-      </w:pPr>
-      <w:r>
-        <w:rPr>
-          <w:rFonts w:ascii="標楷體" w:eastAsia="標楷體" w:hAnsi="標楷體"/>
+        <w:t>系統架構圖</w:t>
+      </w:r>
+    </w:p>
+    <w:p>
+      <w:pPr>
+        <w:rPr>
+          <w:rFonts w:ascii="標楷體" w:eastAsia="標楷體" w:hAnsi="標楷體" w:hint="eastAsia"/>
+        </w:rPr>
+      </w:pPr>
+      <w:r>
+        <w:rPr>
+          <w:rFonts w:ascii="標楷體" w:eastAsia="標楷體" w:hAnsi="標楷體" w:hint="eastAsia"/>
           <w:noProof/>
         </w:rPr>
         <w:drawing>
-          <wp:inline distT="0" distB="0" distL="0" distR="0" wp14:anchorId="5B086863" wp14:editId="5E6C0A5B">
-            <wp:extent cx="5057775" cy="5343525"/>
-            <wp:effectExtent l="0" t="0" r="9525" b="9525"/>
-            <wp:docPr id="9190002" name="圖片 1" descr="一張含有 月亮, 黑色, 黑暗, 天體 的圖片&#10;&#10;AI 產生的內容可能不正確。"/>
+          <wp:inline distT="0" distB="0" distL="0" distR="0" wp14:anchorId="0F3FD200" wp14:editId="07B46E8D">
+            <wp:extent cx="5274310" cy="2280285"/>
+            <wp:effectExtent l="0" t="0" r="2540" b="5715"/>
+            <wp:docPr id="2003565892" name="圖片 1" descr="一張含有 文字, 螢幕擷取畫面, 圖表, 設計 的圖片&#10;&#10;AI 產生的內容可能不正確。"/>
             <wp:cNvGraphicFramePr>
               <a:graphicFrameLocks xmlns:a="http://schemas.openxmlformats.org/drawingml/2006/main" noChangeAspect="1"/>
             </wp:cNvGraphicFramePr>
@@ -2081,11 +2074,198 @@
               <a:graphicData uri="http://schemas.openxmlformats.org/drawingml/2006/picture">
                 <pic:pic xmlns:pic="http://schemas.openxmlformats.org/drawingml/2006/picture">
                   <pic:nvPicPr>
-                    <pic:cNvPr id="9190002" name="圖片 1" descr="一張含有 月亮, 黑色, 黑暗, 天體 的圖片&#10;&#10;AI 產生的內容可能不正確。"/>
+                    <pic:cNvPr id="2003565892" name="圖片 1" descr="一張含有 文字, 螢幕擷取畫面, 圖表, 設計 的圖片&#10;&#10;AI 產生的內容可能不正確。"/>
                     <pic:cNvPicPr/>
                   </pic:nvPicPr>
                   <pic:blipFill>
                     <a:blip r:embed="rId8">
+                      <a:extLst>
+                        <a:ext uri="{28A0092B-C50C-407E-A947-70E740481C1C}">
+                          <a14:useLocalDpi xmlns:a14="http://schemas.microsoft.com/office/drawing/2010/main" val="0"/>
+                        </a:ext>
+                      </a:extLst>
+                    </a:blip>
+                    <a:stretch>
+                      <a:fillRect/>
+                    </a:stretch>
+                  </pic:blipFill>
+                  <pic:spPr>
+                    <a:xfrm>
+                      <a:off x="0" y="0"/>
+                      <a:ext cx="5274310" cy="2280285"/>
+                    </a:xfrm>
+                    <a:prstGeom prst="rect">
+                      <a:avLst/>
+                    </a:prstGeom>
+                  </pic:spPr>
+                </pic:pic>
+              </a:graphicData>
+            </a:graphic>
+          </wp:inline>
+        </w:drawing>
+      </w:r>
+    </w:p>
+    <w:p>
+      <w:pPr>
+        <w:rPr>
+          <w:rFonts w:ascii="標楷體" w:eastAsia="標楷體" w:hAnsi="標楷體"/>
+        </w:rPr>
+      </w:pPr>
+    </w:p>
+    <w:p>
+      <w:pPr>
+        <w:rPr>
+          <w:rFonts w:ascii="標楷體" w:eastAsia="標楷體" w:hAnsi="標楷體"/>
+        </w:rPr>
+      </w:pPr>
+    </w:p>
+    <w:p>
+      <w:pPr>
+        <w:rPr>
+          <w:rFonts w:ascii="標楷體" w:eastAsia="標楷體" w:hAnsi="標楷體"/>
+        </w:rPr>
+      </w:pPr>
+    </w:p>
+    <w:p>
+      <w:pPr>
+        <w:rPr>
+          <w:rFonts w:ascii="標楷體" w:eastAsia="標楷體" w:hAnsi="標楷體"/>
+        </w:rPr>
+      </w:pPr>
+    </w:p>
+    <w:p>
+      <w:pPr>
+        <w:rPr>
+          <w:rFonts w:ascii="標楷體" w:eastAsia="標楷體" w:hAnsi="標楷體"/>
+        </w:rPr>
+      </w:pPr>
+    </w:p>
+    <w:p>
+      <w:pPr>
+        <w:rPr>
+          <w:rFonts w:ascii="標楷體" w:eastAsia="標楷體" w:hAnsi="標楷體"/>
+        </w:rPr>
+      </w:pPr>
+    </w:p>
+    <w:p>
+      <w:pPr>
+        <w:rPr>
+          <w:rFonts w:ascii="標楷體" w:eastAsia="標楷體" w:hAnsi="標楷體"/>
+        </w:rPr>
+      </w:pPr>
+    </w:p>
+    <w:p>
+      <w:pPr>
+        <w:rPr>
+          <w:rFonts w:ascii="標楷體" w:eastAsia="標楷體" w:hAnsi="標楷體"/>
+        </w:rPr>
+      </w:pPr>
+    </w:p>
+    <w:p>
+      <w:pPr>
+        <w:rPr>
+          <w:rFonts w:ascii="標楷體" w:eastAsia="標楷體" w:hAnsi="標楷體"/>
+        </w:rPr>
+      </w:pPr>
+    </w:p>
+    <w:p>
+      <w:pPr>
+        <w:rPr>
+          <w:rFonts w:ascii="標楷體" w:eastAsia="標楷體" w:hAnsi="標楷體"/>
+        </w:rPr>
+      </w:pPr>
+    </w:p>
+    <w:p>
+      <w:pPr>
+        <w:rPr>
+          <w:rFonts w:ascii="標楷體" w:eastAsia="標楷體" w:hAnsi="標楷體"/>
+        </w:rPr>
+      </w:pPr>
+    </w:p>
+    <w:p>
+      <w:pPr>
+        <w:rPr>
+          <w:rFonts w:ascii="標楷體" w:eastAsia="標楷體" w:hAnsi="標楷體"/>
+        </w:rPr>
+      </w:pPr>
+    </w:p>
+    <w:p>
+      <w:pPr>
+        <w:rPr>
+          <w:rFonts w:ascii="標楷體" w:eastAsia="標楷體" w:hAnsi="標楷體"/>
+        </w:rPr>
+      </w:pPr>
+    </w:p>
+    <w:p>
+      <w:pPr>
+        <w:rPr>
+          <w:rFonts w:ascii="標楷體" w:eastAsia="標楷體" w:hAnsi="標楷體"/>
+        </w:rPr>
+      </w:pPr>
+    </w:p>
+    <w:p>
+      <w:pPr>
+        <w:rPr>
+          <w:rFonts w:ascii="標楷體" w:eastAsia="標楷體" w:hAnsi="標楷體"/>
+        </w:rPr>
+      </w:pPr>
+    </w:p>
+    <w:p>
+      <w:pPr>
+        <w:rPr>
+          <w:rFonts w:ascii="標楷體" w:eastAsia="標楷體" w:hAnsi="標楷體"/>
+        </w:rPr>
+      </w:pPr>
+    </w:p>
+    <w:p>
+      <w:pPr>
+        <w:rPr>
+          <w:rFonts w:ascii="標楷體" w:eastAsia="標楷體" w:hAnsi="標楷體" w:hint="eastAsia"/>
+        </w:rPr>
+      </w:pPr>
+    </w:p>
+    <w:p>
+      <w:pPr>
+        <w:rPr>
+          <w:rFonts w:ascii="標楷體" w:eastAsia="標楷體" w:hAnsi="標楷體"/>
+        </w:rPr>
+      </w:pPr>
+      <w:r>
+        <w:rPr>
+          <w:rFonts w:ascii="標楷體" w:eastAsia="標楷體" w:hAnsi="標楷體"/>
+        </w:rPr>
+        <w:lastRenderedPageBreak/>
+        <w:t>使用案例圖 (Use Case Diagram)</w:t>
+      </w:r>
+    </w:p>
+    <w:p>
+      <w:pPr>
+        <w:rPr>
+          <w:rFonts w:ascii="標楷體" w:eastAsia="標楷體" w:hAnsi="標楷體"/>
+        </w:rPr>
+      </w:pPr>
+      <w:r>
+        <w:rPr>
+          <w:rFonts w:ascii="標楷體" w:eastAsia="標楷體" w:hAnsi="標楷體"/>
+          <w:noProof/>
+        </w:rPr>
+        <w:drawing>
+          <wp:inline distT="0" distB="0" distL="0" distR="0" wp14:anchorId="43EB960C" wp14:editId="49EFF8BE">
+            <wp:extent cx="5057775" cy="5343525"/>
+            <wp:effectExtent l="0" t="0" r="9525" b="9525"/>
+            <wp:docPr id="248499221" name="圖片 2" descr="一張含有 月亮, 黑色, 黑暗, 天體 的圖片&#10;&#10;AI 產生的內容可能不正確。"/>
+            <wp:cNvGraphicFramePr>
+              <a:graphicFrameLocks xmlns:a="http://schemas.openxmlformats.org/drawingml/2006/main" noChangeAspect="1"/>
+            </wp:cNvGraphicFramePr>
+            <a:graphic xmlns:a="http://schemas.openxmlformats.org/drawingml/2006/main">
+              <a:graphicData uri="http://schemas.openxmlformats.org/drawingml/2006/picture">
+                <pic:pic xmlns:pic="http://schemas.openxmlformats.org/drawingml/2006/picture">
+                  <pic:nvPicPr>
+                    <pic:cNvPr id="248499221" name="圖片 2" descr="一張含有 月亮, 黑色, 黑暗, 天體 的圖片&#10;&#10;AI 產生的內容可能不正確。"/>
+                    <pic:cNvPicPr/>
+                  </pic:nvPicPr>
+                  <pic:blipFill>
+                    <a:blip r:embed="rId9">
                       <a:extLst>
                         <a:ext uri="{28A0092B-C50C-407E-A947-70E740481C1C}">
                           <a14:useLocalDpi xmlns:a14="http://schemas.microsoft.com/office/drawing/2010/main" val="0"/>
@@ -2160,6 +2340,20 @@
           <w:rFonts w:ascii="標楷體" w:eastAsia="標楷體" w:hAnsi="標楷體"/>
         </w:rPr>
       </w:pPr>
+    </w:p>
+    <w:p>
+      <w:pPr>
+        <w:rPr>
+          <w:rFonts w:ascii="標楷體" w:eastAsia="標楷體" w:hAnsi="標楷體" w:hint="eastAsia"/>
+        </w:rPr>
+      </w:pPr>
+    </w:p>
+    <w:p>
+      <w:pPr>
+        <w:rPr>
+          <w:rFonts w:ascii="標楷體" w:eastAsia="標楷體" w:hAnsi="標楷體"/>
+        </w:rPr>
+      </w:pPr>
       <w:r>
         <w:rPr>
           <w:rFonts w:ascii="標楷體" w:eastAsia="標楷體" w:hAnsi="標楷體"/>
@@ -2180,10 +2374,10 @@
           <w:noProof/>
         </w:rPr>
         <w:drawing>
-          <wp:inline distT="0" distB="0" distL="0" distR="0" wp14:anchorId="1512AD8A" wp14:editId="74BC12CC">
-            <wp:extent cx="5274310" cy="2428875"/>
-            <wp:effectExtent l="0" t="0" r="2540" b="9525"/>
-            <wp:docPr id="1906668712" name="圖片 2" descr="一張含有 圖表, 寫生, 圖畫, 圓形 的圖片&#10;&#10;AI 產生的內容可能不正確。"/>
+          <wp:inline distT="0" distB="0" distL="0" distR="0" wp14:anchorId="2DD2A168" wp14:editId="4C7D996F">
+            <wp:extent cx="5274310" cy="4987925"/>
+            <wp:effectExtent l="0" t="0" r="2540" b="3175"/>
+            <wp:docPr id="180623490" name="圖片 2" descr="一張含有 寫生, 圖畫, 圖表, 線條藝術 的圖片&#10;&#10;AI 產生的內容可能不正確。"/>
             <wp:cNvGraphicFramePr>
               <a:graphicFrameLocks xmlns:a="http://schemas.openxmlformats.org/drawingml/2006/main" noChangeAspect="1"/>
             </wp:cNvGraphicFramePr>
@@ -2191,187 +2385,7 @@
               <a:graphicData uri="http://schemas.openxmlformats.org/drawingml/2006/picture">
                 <pic:pic xmlns:pic="http://schemas.openxmlformats.org/drawingml/2006/picture">
                   <pic:nvPicPr>
-                    <pic:cNvPr id="1906668712" name="圖片 2" descr="一張含有 圖表, 寫生, 圖畫, 圓形 的圖片&#10;&#10;AI 產生的內容可能不正確。"/>
-                    <pic:cNvPicPr/>
-                  </pic:nvPicPr>
-                  <pic:blipFill>
-                    <a:blip r:embed="rId9">
-                      <a:extLst>
-                        <a:ext uri="{28A0092B-C50C-407E-A947-70E740481C1C}">
-                          <a14:useLocalDpi xmlns:a14="http://schemas.microsoft.com/office/drawing/2010/main" val="0"/>
-                        </a:ext>
-                      </a:extLst>
-                    </a:blip>
-                    <a:stretch>
-                      <a:fillRect/>
-                    </a:stretch>
-                  </pic:blipFill>
-                  <pic:spPr>
-                    <a:xfrm>
-                      <a:off x="0" y="0"/>
-                      <a:ext cx="5274310" cy="2428875"/>
-                    </a:xfrm>
-                    <a:prstGeom prst="rect">
-                      <a:avLst/>
-                    </a:prstGeom>
-                  </pic:spPr>
-                </pic:pic>
-              </a:graphicData>
-            </a:graphic>
-          </wp:inline>
-        </w:drawing>
-      </w:r>
-    </w:p>
-    <w:p>
-      <w:pPr>
-        <w:rPr>
-          <w:rFonts w:ascii="標楷體" w:eastAsia="標楷體" w:hAnsi="標楷體"/>
-        </w:rPr>
-      </w:pPr>
-    </w:p>
-    <w:p>
-      <w:pPr>
-        <w:rPr>
-          <w:rFonts w:ascii="標楷體" w:eastAsia="標楷體" w:hAnsi="標楷體"/>
-        </w:rPr>
-      </w:pPr>
-    </w:p>
-    <w:p>
-      <w:pPr>
-        <w:rPr>
-          <w:rFonts w:ascii="標楷體" w:eastAsia="標楷體" w:hAnsi="標楷體"/>
-        </w:rPr>
-      </w:pPr>
-    </w:p>
-    <w:p>
-      <w:pPr>
-        <w:rPr>
-          <w:rFonts w:ascii="標楷體" w:eastAsia="標楷體" w:hAnsi="標楷體"/>
-        </w:rPr>
-      </w:pPr>
-    </w:p>
-    <w:p>
-      <w:pPr>
-        <w:rPr>
-          <w:rFonts w:ascii="標楷體" w:eastAsia="標楷體" w:hAnsi="標楷體"/>
-        </w:rPr>
-      </w:pPr>
-    </w:p>
-    <w:p>
-      <w:pPr>
-        <w:rPr>
-          <w:rFonts w:ascii="標楷體" w:eastAsia="標楷體" w:hAnsi="標楷體"/>
-        </w:rPr>
-      </w:pPr>
-    </w:p>
-    <w:p>
-      <w:pPr>
-        <w:rPr>
-          <w:rFonts w:ascii="標楷體" w:eastAsia="標楷體" w:hAnsi="標楷體"/>
-        </w:rPr>
-      </w:pPr>
-    </w:p>
-    <w:p>
-      <w:pPr>
-        <w:rPr>
-          <w:rFonts w:ascii="標楷體" w:eastAsia="標楷體" w:hAnsi="標楷體"/>
-        </w:rPr>
-      </w:pPr>
-    </w:p>
-    <w:p>
-      <w:pPr>
-        <w:rPr>
-          <w:rFonts w:ascii="標楷體" w:eastAsia="標楷體" w:hAnsi="標楷體"/>
-        </w:rPr>
-      </w:pPr>
-    </w:p>
-    <w:p>
-      <w:pPr>
-        <w:rPr>
-          <w:rFonts w:ascii="標楷體" w:eastAsia="標楷體" w:hAnsi="標楷體"/>
-        </w:rPr>
-      </w:pPr>
-    </w:p>
-    <w:p>
-      <w:pPr>
-        <w:rPr>
-          <w:rFonts w:ascii="標楷體" w:eastAsia="標楷體" w:hAnsi="標楷體"/>
-        </w:rPr>
-      </w:pPr>
-    </w:p>
-    <w:p>
-      <w:pPr>
-        <w:rPr>
-          <w:rFonts w:ascii="標楷體" w:eastAsia="標楷體" w:hAnsi="標楷體"/>
-        </w:rPr>
-      </w:pPr>
-    </w:p>
-    <w:p>
-      <w:pPr>
-        <w:rPr>
-          <w:rFonts w:ascii="標楷體" w:eastAsia="標楷體" w:hAnsi="標楷體"/>
-        </w:rPr>
-      </w:pPr>
-    </w:p>
-    <w:p>
-      <w:pPr>
-        <w:rPr>
-          <w:rFonts w:ascii="標楷體" w:eastAsia="標楷體" w:hAnsi="標楷體"/>
-        </w:rPr>
-      </w:pPr>
-    </w:p>
-    <w:p>
-      <w:pPr>
-        <w:rPr>
-          <w:rFonts w:ascii="標楷體" w:eastAsia="標楷體" w:hAnsi="標楷體"/>
-        </w:rPr>
-      </w:pPr>
-    </w:p>
-    <w:p>
-      <w:pPr>
-        <w:rPr>
-          <w:rFonts w:ascii="標楷體" w:eastAsia="標楷體" w:hAnsi="標楷體"/>
-        </w:rPr>
-      </w:pPr>
-    </w:p>
-    <w:p>
-      <w:pPr>
-        <w:rPr>
-          <w:rFonts w:ascii="標楷體" w:eastAsia="標楷體" w:hAnsi="標楷體"/>
-        </w:rPr>
-      </w:pPr>
-      <w:r>
-        <w:rPr>
-          <w:rFonts w:ascii="標楷體" w:eastAsia="標楷體" w:hAnsi="標楷體"/>
-        </w:rPr>
-        <w:lastRenderedPageBreak/>
-        <w:t>活動圖 (Activity Diagram)</w:t>
-      </w:r>
-    </w:p>
-    <w:p>
-      <w:pPr>
-        <w:rPr>
-          <w:rFonts w:ascii="標楷體" w:eastAsia="標楷體" w:hAnsi="標楷體"/>
-        </w:rPr>
-      </w:pPr>
-      <w:r>
-        <w:rPr>
-          <w:rFonts w:ascii="標楷體" w:eastAsia="標楷體" w:hAnsi="標楷體"/>
-          <w:noProof/>
-        </w:rPr>
-        <w:drawing>
-          <wp:inline distT="0" distB="0" distL="0" distR="0" wp14:anchorId="060AE4C3" wp14:editId="5859F834">
-            <wp:extent cx="5274310" cy="6789420"/>
-            <wp:effectExtent l="0" t="0" r="2540" b="0"/>
-            <wp:docPr id="87922897" name="圖片 1" descr="一張含有 文字, 圖表, 寫生, 方案 的圖片&#10;&#10;AI 產生的內容可能不正確。"/>
-            <wp:cNvGraphicFramePr>
-              <a:graphicFrameLocks xmlns:a="http://schemas.openxmlformats.org/drawingml/2006/main" noChangeAspect="1"/>
-            </wp:cNvGraphicFramePr>
-            <a:graphic xmlns:a="http://schemas.openxmlformats.org/drawingml/2006/main">
-              <a:graphicData uri="http://schemas.openxmlformats.org/drawingml/2006/picture">
-                <pic:pic xmlns:pic="http://schemas.openxmlformats.org/drawingml/2006/picture">
-                  <pic:nvPicPr>
-                    <pic:cNvPr id="87922897" name="圖片 1" descr="一張含有 文字, 圖表, 寫生, 方案 的圖片&#10;&#10;AI 產生的內容可能不正確。"/>
+                    <pic:cNvPr id="180623490" name="圖片 2" descr="一張含有 寫生, 圖畫, 圖表, 線條藝術 的圖片&#10;&#10;AI 產生的內容可能不正確。"/>
                     <pic:cNvPicPr/>
                   </pic:nvPicPr>
                   <pic:blipFill>
@@ -2389,7 +2403,7 @@
                   <pic:spPr>
                     <a:xfrm>
                       <a:off x="0" y="0"/>
-                      <a:ext cx="5274310" cy="6789420"/>
+                      <a:ext cx="5274310" cy="4987925"/>
                     </a:xfrm>
                     <a:prstGeom prst="rect">
                       <a:avLst/>
@@ -2434,1580 +2448,81 @@
       <w:pPr>
         <w:rPr>
           <w:rFonts w:ascii="標楷體" w:eastAsia="標楷體" w:hAnsi="標楷體"/>
-          <w:sz w:val="28"/>
-          <w:szCs w:val="28"/>
-        </w:rPr>
-      </w:pPr>
-      <w:r>
-        <w:rPr>
-          <w:rFonts w:ascii="標楷體" w:eastAsia="標楷體" w:hAnsi="標楷體" w:hint="eastAsia"/>
-          <w:sz w:val="28"/>
-          <w:szCs w:val="28"/>
+        </w:rPr>
+      </w:pPr>
+    </w:p>
+    <w:p>
+      <w:pPr>
+        <w:rPr>
+          <w:rFonts w:ascii="標楷體" w:eastAsia="標楷體" w:hAnsi="標楷體"/>
+        </w:rPr>
+      </w:pPr>
+    </w:p>
+    <w:p>
+      <w:pPr>
+        <w:rPr>
+          <w:rFonts w:ascii="標楷體" w:eastAsia="標楷體" w:hAnsi="標楷體"/>
+        </w:rPr>
+      </w:pPr>
+    </w:p>
+    <w:p>
+      <w:pPr>
+        <w:rPr>
+          <w:rFonts w:ascii="標楷體" w:eastAsia="標楷體" w:hAnsi="標楷體"/>
+        </w:rPr>
+      </w:pPr>
+    </w:p>
+    <w:p>
+      <w:pPr>
+        <w:rPr>
+          <w:rFonts w:ascii="標楷體" w:eastAsia="標楷體" w:hAnsi="標楷體"/>
+        </w:rPr>
+      </w:pPr>
+    </w:p>
+    <w:p>
+      <w:pPr>
+        <w:rPr>
+          <w:rFonts w:ascii="標楷體" w:eastAsia="標楷體" w:hAnsi="標楷體"/>
+        </w:rPr>
+      </w:pPr>
+      <w:r>
+        <w:rPr>
+          <w:rFonts w:ascii="標楷體" w:eastAsia="標楷體" w:hAnsi="標楷體"/>
         </w:rPr>
         <w:lastRenderedPageBreak/>
-        <w:t xml:space="preserve">四、 </w:t>
-      </w:r>
-      <w:r>
-        <w:rPr>
-          <w:rFonts w:ascii="標楷體" w:eastAsia="標楷體" w:hAnsi="標楷體"/>
-          <w:sz w:val="28"/>
-          <w:szCs w:val="28"/>
-        </w:rPr>
-        <w:t>系統開發工具與使用環境</w:t>
-      </w:r>
-    </w:p>
-    <w:p>
-      <w:pPr>
-        <w:rPr>
-          <w:rFonts w:ascii="標楷體" w:eastAsia="標楷體" w:hAnsi="標楷體"/>
-          <w:sz w:val="28"/>
-          <w:szCs w:val="28"/>
-        </w:rPr>
-      </w:pPr>
-      <w:r>
-        <w:rPr>
-          <w:rFonts w:ascii="標楷體" w:eastAsia="標楷體" w:hAnsi="標楷體"/>
-          <w:sz w:val="28"/>
-          <w:szCs w:val="28"/>
-        </w:rPr>
-        <w:t>詳細說明使用的開發工具</w:t>
-      </w:r>
-    </w:p>
-    <w:p>
-      <w:pPr>
-        <w:rPr>
-          <w:rFonts w:ascii="標楷體" w:eastAsia="標楷體" w:hAnsi="標楷體"/>
-        </w:rPr>
-      </w:pPr>
-      <w:r>
-        <w:rPr>
-          <w:rFonts w:ascii="標楷體" w:eastAsia="標楷體" w:hAnsi="標楷體"/>
-        </w:rPr>
-        <w:t>程式碼編輯器:VS Code</w:t>
-      </w:r>
-    </w:p>
-    <w:p>
-      <w:pPr>
-        <w:rPr>
-          <w:rFonts w:ascii="標楷體" w:eastAsia="標楷體" w:hAnsi="標楷體"/>
-        </w:rPr>
-      </w:pPr>
-      <w:r>
-        <w:rPr>
-          <w:rFonts w:ascii="標楷體" w:eastAsia="標楷體" w:hAnsi="標楷體"/>
-        </w:rPr>
-        <w:t>執行環境:Node.js</w:t>
-      </w:r>
-    </w:p>
-    <w:p>
-      <w:pPr>
-        <w:rPr>
-          <w:rFonts w:ascii="標楷體" w:eastAsia="標楷體" w:hAnsi="標楷體"/>
-        </w:rPr>
-      </w:pPr>
-      <w:r>
-        <w:rPr>
-          <w:rFonts w:ascii="標楷體" w:eastAsia="標楷體" w:hAnsi="標楷體"/>
-        </w:rPr>
-        <w:t>套件管理器:</w:t>
-      </w:r>
-      <w:proofErr w:type="spellStart"/>
-      <w:r>
-        <w:rPr>
-          <w:rFonts w:ascii="標楷體" w:eastAsia="標楷體" w:hAnsi="標楷體"/>
-        </w:rPr>
-        <w:t>npm</w:t>
-      </w:r>
-      <w:proofErr w:type="spellEnd"/>
-    </w:p>
-    <w:p>
-      <w:pPr>
-        <w:rPr>
-          <w:rFonts w:ascii="標楷體" w:eastAsia="標楷體" w:hAnsi="標楷體"/>
-        </w:rPr>
-      </w:pPr>
-      <w:r>
-        <w:rPr>
-          <w:rFonts w:ascii="標楷體" w:eastAsia="標楷體" w:hAnsi="標楷體"/>
-        </w:rPr>
-        <w:t>版本控制:Git</w:t>
-      </w:r>
-    </w:p>
-    <w:p>
-      <w:pPr>
-        <w:rPr>
-          <w:rFonts w:ascii="標楷體" w:eastAsia="標楷體" w:hAnsi="標楷體"/>
-        </w:rPr>
-      </w:pPr>
-      <w:r>
-        <w:rPr>
-          <w:rFonts w:ascii="標楷體" w:eastAsia="標楷體" w:hAnsi="標楷體"/>
-        </w:rPr>
-        <w:t>GUI 工具:GitHub Desktop</w:t>
-      </w:r>
-    </w:p>
-    <w:p>
-      <w:pPr>
-        <w:rPr>
-          <w:rFonts w:ascii="標楷體" w:eastAsia="標楷體" w:hAnsi="標楷體"/>
-        </w:rPr>
-      </w:pPr>
-      <w:r>
-        <w:rPr>
-          <w:rFonts w:ascii="標楷體" w:eastAsia="標楷體" w:hAnsi="標楷體"/>
-        </w:rPr>
-        <w:t>API 測試:瀏覽器</w:t>
-      </w:r>
-    </w:p>
-    <w:p>
-      <w:pPr>
-        <w:rPr>
-          <w:rFonts w:ascii="標楷體" w:eastAsia="標楷體" w:hAnsi="標楷體"/>
-        </w:rPr>
-      </w:pPr>
-      <w:r>
-        <w:rPr>
-          <w:rFonts w:ascii="標楷體" w:eastAsia="標楷體" w:hAnsi="標楷體"/>
-        </w:rPr>
-        <w:t>瀏覽器:Google Chrome (開發者工具F12除錯和測試)</w:t>
-      </w:r>
-    </w:p>
-    <w:p>
-      <w:pPr>
-        <w:rPr>
-          <w:rFonts w:ascii="標楷體" w:eastAsia="標楷體" w:hAnsi="標楷體"/>
-        </w:rPr>
-      </w:pPr>
-      <w:r>
-        <w:rPr>
-          <w:rFonts w:ascii="標楷體" w:eastAsia="標楷體" w:hAnsi="標楷體"/>
-        </w:rPr>
-        <w:t>設計圖表:Draw.io</w:t>
-      </w:r>
-    </w:p>
-    <w:p>
-      <w:pPr>
-        <w:rPr>
-          <w:rFonts w:ascii="標楷體" w:eastAsia="標楷體" w:hAnsi="標楷體"/>
-        </w:rPr>
-      </w:pPr>
-    </w:p>
-    <w:p>
-      <w:pPr>
-        <w:rPr>
-          <w:rFonts w:ascii="標楷體" w:eastAsia="標楷體" w:hAnsi="標楷體"/>
-          <w:sz w:val="28"/>
-          <w:szCs w:val="28"/>
-        </w:rPr>
-      </w:pPr>
-      <w:r>
-        <w:rPr>
-          <w:rFonts w:ascii="標楷體" w:eastAsia="標楷體" w:hAnsi="標楷體"/>
-          <w:sz w:val="28"/>
-          <w:szCs w:val="28"/>
-        </w:rPr>
-        <w:t>描述系統的運行環境要求</w:t>
-      </w:r>
-    </w:p>
-    <w:p>
-      <w:pPr>
-        <w:rPr>
-          <w:rFonts w:ascii="標楷體" w:eastAsia="標楷體" w:hAnsi="標楷體"/>
-        </w:rPr>
-      </w:pPr>
-      <w:r>
-        <w:rPr>
-          <w:rFonts w:ascii="標楷體" w:eastAsia="標楷體" w:hAnsi="標楷體"/>
-        </w:rPr>
-        <w:t>後端:安裝Node.js的作業系統</w:t>
-      </w:r>
-    </w:p>
-    <w:p>
-      <w:pPr>
-        <w:rPr>
-          <w:rFonts w:ascii="標楷體" w:eastAsia="標楷體" w:hAnsi="標楷體"/>
-        </w:rPr>
-      </w:pPr>
-      <w:r>
-        <w:rPr>
-          <w:rFonts w:ascii="標楷體" w:eastAsia="標楷體" w:hAnsi="標楷體"/>
-        </w:rPr>
-        <w:t>前端:支援JavaScript與CSS Flexbox/Grid的網頁瀏覽器</w:t>
-      </w:r>
-    </w:p>
-    <w:p>
-      <w:pPr>
-        <w:rPr>
-          <w:rFonts w:ascii="標楷體" w:eastAsia="標楷體" w:hAnsi="標楷體"/>
-        </w:rPr>
-      </w:pPr>
-      <w:r>
-        <w:rPr>
-          <w:rFonts w:ascii="標楷體" w:eastAsia="標楷體" w:hAnsi="標楷體"/>
-        </w:rPr>
-        <w:t>資料庫:無需安裝，SQLite資料庫(</w:t>
-      </w:r>
-      <w:proofErr w:type="spellStart"/>
-      <w:r>
-        <w:rPr>
-          <w:rFonts w:ascii="標楷體" w:eastAsia="標楷體" w:hAnsi="標楷體"/>
-        </w:rPr>
-        <w:t>database.db</w:t>
-      </w:r>
-      <w:proofErr w:type="spellEnd"/>
-      <w:r>
-        <w:rPr>
-          <w:rFonts w:ascii="標楷體" w:eastAsia="標楷體" w:hAnsi="標楷體"/>
-        </w:rPr>
-        <w:t>)自動在</w:t>
-      </w:r>
-      <w:proofErr w:type="gramStart"/>
-      <w:r>
-        <w:rPr>
-          <w:rFonts w:ascii="標楷體" w:eastAsia="標楷體" w:hAnsi="標楷體"/>
-        </w:rPr>
-        <w:t>後端根目錄</w:t>
-      </w:r>
-      <w:proofErr w:type="gramEnd"/>
-      <w:r>
-        <w:rPr>
-          <w:rFonts w:ascii="標楷體" w:eastAsia="標楷體" w:hAnsi="標楷體"/>
-        </w:rPr>
-        <w:t>建立</w:t>
-      </w:r>
-    </w:p>
-    <w:p>
-      <w:pPr>
-        <w:rPr>
-          <w:rFonts w:ascii="標楷體" w:eastAsia="標楷體" w:hAnsi="標楷體"/>
-        </w:rPr>
-      </w:pPr>
-    </w:p>
-    <w:p>
-      <w:pPr>
-        <w:rPr>
-          <w:rFonts w:ascii="標楷體" w:eastAsia="標楷體" w:hAnsi="標楷體"/>
-          <w:sz w:val="28"/>
-          <w:szCs w:val="28"/>
-        </w:rPr>
-      </w:pPr>
-      <w:r>
-        <w:rPr>
-          <w:rFonts w:ascii="標楷體" w:eastAsia="標楷體" w:hAnsi="標楷體" w:hint="eastAsia"/>
-          <w:sz w:val="28"/>
-          <w:szCs w:val="28"/>
-        </w:rPr>
-        <w:t xml:space="preserve">五、 </w:t>
-      </w:r>
-      <w:r>
-        <w:rPr>
-          <w:rFonts w:ascii="標楷體" w:eastAsia="標楷體" w:hAnsi="標楷體"/>
-          <w:sz w:val="28"/>
-          <w:szCs w:val="28"/>
-        </w:rPr>
-        <w:t>系統實作及實驗結果</w:t>
-      </w:r>
-    </w:p>
-    <w:p>
-      <w:pPr>
-        <w:rPr>
-          <w:rFonts w:ascii="標楷體" w:eastAsia="標楷體" w:hAnsi="標楷體"/>
-          <w:sz w:val="28"/>
-          <w:szCs w:val="28"/>
-        </w:rPr>
-      </w:pPr>
-      <w:r>
-        <w:rPr>
-          <w:rFonts w:ascii="標楷體" w:eastAsia="標楷體" w:hAnsi="標楷體"/>
-          <w:sz w:val="28"/>
-          <w:szCs w:val="28"/>
-        </w:rPr>
-        <w:t>系統功能的詳細描述</w:t>
-      </w:r>
-    </w:p>
-    <w:p>
-      <w:pPr>
-        <w:rPr>
-          <w:rFonts w:ascii="標楷體" w:eastAsia="標楷體" w:hAnsi="標楷體"/>
-        </w:rPr>
-      </w:pPr>
-      <w:r>
-        <w:rPr>
-          <w:rFonts w:ascii="標楷體" w:eastAsia="標楷體" w:hAnsi="標楷體" w:hint="eastAsia"/>
-        </w:rPr>
-        <w:t>使用</w:t>
-      </w:r>
-      <w:r>
-        <w:rPr>
-          <w:rFonts w:ascii="標楷體" w:eastAsia="標楷體" w:hAnsi="標楷體"/>
-        </w:rPr>
-        <w:t>React的狀態管理和Node.js的API路由</w:t>
-      </w:r>
-      <w:r>
-        <w:rPr>
-          <w:rFonts w:ascii="標楷體" w:eastAsia="標楷體" w:hAnsi="標楷體" w:hint="eastAsia"/>
-        </w:rPr>
-        <w:t>完成</w:t>
-      </w:r>
-      <w:r>
-        <w:rPr>
-          <w:rFonts w:ascii="標楷體" w:eastAsia="標楷體" w:hAnsi="標楷體"/>
-        </w:rPr>
-        <w:t>動態互動</w:t>
-      </w:r>
-    </w:p>
-    <w:p>
-      <w:pPr>
-        <w:rPr>
-          <w:rFonts w:ascii="標楷體" w:eastAsia="標楷體" w:hAnsi="標楷體"/>
-        </w:rPr>
-      </w:pPr>
-      <w:r>
-        <w:rPr>
-          <w:rFonts w:ascii="標楷體" w:eastAsia="標楷體" w:hAnsi="標楷體" w:hint="eastAsia"/>
-        </w:rPr>
-        <w:t>1.</w:t>
-      </w:r>
-      <w:r>
-        <w:rPr>
-          <w:rFonts w:ascii="標楷體" w:eastAsia="標楷體" w:hAnsi="標楷體"/>
-        </w:rPr>
-        <w:t>前端 - 菜單篩選(</w:t>
-      </w:r>
-      <w:proofErr w:type="spellStart"/>
-      <w:r>
-        <w:rPr>
-          <w:rFonts w:ascii="標楷體" w:eastAsia="標楷體" w:hAnsi="標楷體"/>
-        </w:rPr>
-        <w:t>MealList.jsx</w:t>
-      </w:r>
-      <w:proofErr w:type="spellEnd"/>
-      <w:r>
-        <w:rPr>
-          <w:rFonts w:ascii="標楷體" w:eastAsia="標楷體" w:hAnsi="標楷體"/>
-        </w:rPr>
-        <w:t>)</w:t>
-      </w:r>
-    </w:p>
-    <w:p>
-      <w:pPr>
-        <w:pStyle w:val="a9"/>
-        <w:numPr>
-          <w:ilvl w:val="0"/>
-          <w:numId w:val="31"/>
-        </w:numPr>
-        <w:rPr>
-          <w:rFonts w:ascii="標楷體" w:eastAsia="標楷體" w:hAnsi="標楷體"/>
-        </w:rPr>
-      </w:pPr>
-      <w:r>
-        <w:rPr>
-          <w:rFonts w:ascii="標楷體" w:eastAsia="標楷體" w:hAnsi="標楷體"/>
-        </w:rPr>
-        <w:t>使用</w:t>
-      </w:r>
-      <w:proofErr w:type="spellStart"/>
-      <w:r>
-        <w:rPr>
-          <w:rFonts w:ascii="標楷體" w:eastAsia="標楷體" w:hAnsi="標楷體"/>
-        </w:rPr>
-        <w:t>useState</w:t>
-      </w:r>
-      <w:proofErr w:type="spellEnd"/>
-      <w:r>
-        <w:rPr>
-          <w:rFonts w:ascii="標楷體" w:eastAsia="標楷體" w:hAnsi="標楷體"/>
-        </w:rPr>
-        <w:t xml:space="preserve">儲存meals, categories, </w:t>
-      </w:r>
-      <w:proofErr w:type="spellStart"/>
-      <w:r>
-        <w:rPr>
-          <w:rFonts w:ascii="標楷體" w:eastAsia="標楷體" w:hAnsi="標楷體"/>
-        </w:rPr>
-        <w:t>selectedCategoryId</w:t>
-      </w:r>
-      <w:proofErr w:type="spellEnd"/>
-      <w:r>
-        <w:rPr>
-          <w:rFonts w:ascii="標楷體" w:eastAsia="標楷體" w:hAnsi="標楷體"/>
-        </w:rPr>
-        <w:t>狀態</w:t>
-      </w:r>
-    </w:p>
-    <w:p>
-      <w:pPr>
-        <w:pStyle w:val="a9"/>
-        <w:numPr>
-          <w:ilvl w:val="0"/>
-          <w:numId w:val="31"/>
-        </w:numPr>
-        <w:rPr>
-          <w:rFonts w:ascii="標楷體" w:eastAsia="標楷體" w:hAnsi="標楷體"/>
-        </w:rPr>
-      </w:pPr>
-      <w:r>
-        <w:rPr>
-          <w:rFonts w:ascii="標楷體" w:eastAsia="標楷體" w:hAnsi="標楷體"/>
-        </w:rPr>
-        <w:t>使用</w:t>
-      </w:r>
-      <w:proofErr w:type="spellStart"/>
-      <w:r>
-        <w:rPr>
-          <w:rFonts w:ascii="標楷體" w:eastAsia="標楷體" w:hAnsi="標楷體"/>
-        </w:rPr>
-        <w:t>useEffect</w:t>
-      </w:r>
-      <w:proofErr w:type="spellEnd"/>
-      <w:r>
-        <w:rPr>
-          <w:rFonts w:ascii="標楷體" w:eastAsia="標楷體" w:hAnsi="標楷體"/>
-        </w:rPr>
-        <w:t>搭配[]依賴，在頁面</w:t>
-      </w:r>
-      <w:r>
-        <w:rPr>
-          <w:rFonts w:ascii="標楷體" w:eastAsia="標楷體" w:hAnsi="標楷體" w:hint="eastAsia"/>
-        </w:rPr>
-        <w:t>第一次</w:t>
-      </w:r>
-      <w:r>
-        <w:rPr>
-          <w:rFonts w:ascii="標楷體" w:eastAsia="標楷體" w:hAnsi="標楷體"/>
-        </w:rPr>
-        <w:t>載入時並行呼</w:t>
-      </w:r>
-      <w:r>
-        <w:rPr>
-          <w:rFonts w:ascii="標楷體" w:eastAsia="標楷體" w:hAnsi="標楷體" w:hint="eastAsia"/>
-        </w:rPr>
-        <w:t>叫</w:t>
-      </w:r>
-      <w:proofErr w:type="spellStart"/>
-      <w:r>
-        <w:rPr>
-          <w:rFonts w:ascii="標楷體" w:eastAsia="標楷體" w:hAnsi="標楷體"/>
+        <w:t>活動圖 (Activity Diagram)</w:t>
+      </w:r>
+    </w:p>
+    <w:p>
+      <w:pPr>
+        <w:rPr>
+          <w:rFonts w:ascii="標楷體" w:eastAsia="標楷體" w:hAnsi="標楷體"/>
+        </w:rPr>
+      </w:pPr>
+      <w:r>
+        <w:rPr>
+          <w:rFonts w:ascii="標楷體" w:eastAsia="標楷體" w:hAnsi="標楷體" w:hint="eastAsia"/>
+        </w:rPr>
+        <w:t>1.管理者管理餐點</w:t>
+      </w:r>
+    </w:p>
+    <w:p>
+      <w:pPr>
+        <w:rPr>
+          <w:rFonts w:ascii="標楷體" w:eastAsia="標楷體" w:hAnsi="標楷體"/>
+        </w:rPr>
+      </w:pPr>
+      <w:r>
+        <w:rPr>
+          <w:rFonts w:ascii="標楷體" w:eastAsia="標楷體" w:hAnsi="標楷體"/>
+          <w:noProof/>
         </w:rPr>
         <w:lastRenderedPageBreak/>
-        <w:t>fetchCategories</w:t>
-      </w:r>
-      <w:proofErr w:type="spellEnd"/>
-      <w:r>
-        <w:rPr>
-          <w:rFonts w:ascii="標楷體" w:eastAsia="標楷體" w:hAnsi="標楷體"/>
-        </w:rPr>
-        <w:t>()和</w:t>
-      </w:r>
-      <w:proofErr w:type="spellStart"/>
-      <w:r>
-        <w:rPr>
-          <w:rFonts w:ascii="標楷體" w:eastAsia="標楷體" w:hAnsi="標楷體"/>
-        </w:rPr>
-        <w:t>fetchMeals</w:t>
-      </w:r>
-      <w:proofErr w:type="spellEnd"/>
-      <w:r>
-        <w:rPr>
-          <w:rFonts w:ascii="標楷體" w:eastAsia="標楷體" w:hAnsi="標楷體"/>
-        </w:rPr>
-        <w:t>(null) (獲取全部分類與餐點)</w:t>
-      </w:r>
-    </w:p>
-    <w:p>
-      <w:pPr>
-        <w:pStyle w:val="a9"/>
-        <w:numPr>
-          <w:ilvl w:val="0"/>
-          <w:numId w:val="31"/>
-        </w:numPr>
-        <w:rPr>
-          <w:rFonts w:ascii="標楷體" w:eastAsia="標楷體" w:hAnsi="標楷體"/>
-        </w:rPr>
-      </w:pPr>
-      <w:r>
-        <w:rPr>
-          <w:rFonts w:ascii="標楷體" w:eastAsia="標楷體" w:hAnsi="標楷體"/>
-        </w:rPr>
-        <w:t>分類按鈕</w:t>
-      </w:r>
-      <w:proofErr w:type="spellStart"/>
-      <w:r>
-        <w:rPr>
-          <w:rFonts w:ascii="標楷體" w:eastAsia="標楷體" w:hAnsi="標楷體"/>
-        </w:rPr>
-        <w:t>onClick</w:t>
-      </w:r>
-      <w:proofErr w:type="spellEnd"/>
-      <w:r>
-        <w:rPr>
-          <w:rFonts w:ascii="標楷體" w:eastAsia="標楷體" w:hAnsi="標楷體"/>
-        </w:rPr>
-        <w:t>時，會呼叫</w:t>
-      </w:r>
-      <w:proofErr w:type="spellStart"/>
-      <w:r>
-        <w:rPr>
-          <w:rFonts w:ascii="標楷體" w:eastAsia="標楷體" w:hAnsi="標楷體"/>
-        </w:rPr>
-        <w:t>handleCategoryClick</w:t>
-      </w:r>
-      <w:proofErr w:type="spellEnd"/>
-      <w:r>
-        <w:rPr>
-          <w:rFonts w:ascii="標楷體" w:eastAsia="標楷體" w:hAnsi="標楷體"/>
-        </w:rPr>
-        <w:t>(</w:t>
-      </w:r>
-      <w:proofErr w:type="spellStart"/>
-      <w:r>
-        <w:rPr>
-          <w:rFonts w:ascii="標楷體" w:eastAsia="標楷體" w:hAnsi="標楷體"/>
-        </w:rPr>
-        <w:t>categoryId</w:t>
-      </w:r>
-      <w:proofErr w:type="spellEnd"/>
-      <w:r>
-        <w:rPr>
-          <w:rFonts w:ascii="標楷體" w:eastAsia="標楷體" w:hAnsi="標楷體"/>
-        </w:rPr>
-        <w:t>)，此函數會：</w:t>
-      </w:r>
-    </w:p>
-    <w:p>
-      <w:pPr>
-        <w:rPr>
-          <w:rFonts w:ascii="標楷體" w:eastAsia="標楷體" w:hAnsi="標楷體"/>
-        </w:rPr>
-      </w:pPr>
-      <w:r>
-        <w:rPr>
-          <w:rFonts w:ascii="標楷體" w:eastAsia="標楷體" w:hAnsi="標楷體" w:hint="eastAsia"/>
-        </w:rPr>
-        <w:t xml:space="preserve">          1.</w:t>
-      </w:r>
-      <w:r>
-        <w:rPr>
-          <w:rFonts w:ascii="標楷體" w:eastAsia="標楷體" w:hAnsi="標楷體"/>
-        </w:rPr>
-        <w:t>setSelectedCategoryId(</w:t>
-      </w:r>
-      <w:proofErr w:type="spellStart"/>
-      <w:r>
-        <w:rPr>
-          <w:rFonts w:ascii="標楷體" w:eastAsia="標楷體" w:hAnsi="標楷體"/>
-        </w:rPr>
-        <w:t>categoryId</w:t>
-      </w:r>
-      <w:proofErr w:type="spellEnd"/>
-      <w:r>
-        <w:rPr>
-          <w:rFonts w:ascii="標楷體" w:eastAsia="標楷體" w:hAnsi="標楷體"/>
-        </w:rPr>
-        <w:t>) (切換按鈕的 CSS 樣式)</w:t>
-      </w:r>
-    </w:p>
-    <w:p>
-      <w:pPr>
-        <w:rPr>
-          <w:rFonts w:ascii="標楷體" w:eastAsia="標楷體" w:hAnsi="標楷體"/>
-        </w:rPr>
-      </w:pPr>
-      <w:r>
-        <w:rPr>
-          <w:rFonts w:ascii="標楷體" w:eastAsia="標楷體" w:hAnsi="標楷體" w:hint="eastAsia"/>
-        </w:rPr>
-        <w:t xml:space="preserve">          2.</w:t>
-      </w:r>
-      <w:r>
-        <w:rPr>
-          <w:rFonts w:ascii="標楷體" w:eastAsia="標楷體" w:hAnsi="標楷體"/>
-        </w:rPr>
-        <w:t>fetchMeals(</w:t>
-      </w:r>
-      <w:proofErr w:type="spellStart"/>
-      <w:r>
-        <w:rPr>
-          <w:rFonts w:ascii="標楷體" w:eastAsia="標楷體" w:hAnsi="標楷體"/>
-        </w:rPr>
-        <w:t>categoryId</w:t>
-      </w:r>
-      <w:proofErr w:type="spellEnd"/>
-      <w:r>
-        <w:rPr>
-          <w:rFonts w:ascii="標楷體" w:eastAsia="標楷體" w:hAnsi="標楷體"/>
-        </w:rPr>
-        <w:t>)呼叫後端AP來獲取篩選後的餐點資料</w:t>
-      </w:r>
-      <w:r>
-        <w:rPr>
-          <w:rFonts w:ascii="標楷體" w:eastAsia="標楷體" w:hAnsi="標楷體" w:hint="eastAsia"/>
-        </w:rPr>
-        <w:t>並</w:t>
-      </w:r>
-      <w:r>
-        <w:rPr>
-          <w:rFonts w:ascii="標楷體" w:eastAsia="標楷體" w:hAnsi="標楷體"/>
-        </w:rPr>
-        <w:t>更新meals狀態</w:t>
-      </w:r>
-    </w:p>
-    <w:p>
-      <w:pPr>
-        <w:rPr>
-          <w:rFonts w:ascii="標楷體" w:eastAsia="標楷體" w:hAnsi="標楷體"/>
-        </w:rPr>
-      </w:pPr>
-      <w:r>
-        <w:rPr>
-          <w:rFonts w:ascii="標楷體" w:eastAsia="標楷體" w:hAnsi="標楷體"/>
-        </w:rPr>
-        <w:t>2.前端 - 客製化與購物車(</w:t>
-      </w:r>
-      <w:proofErr w:type="spellStart"/>
-      <w:r>
-        <w:rPr>
-          <w:rFonts w:ascii="標楷體" w:eastAsia="標楷體" w:hAnsi="標楷體"/>
-        </w:rPr>
-        <w:t>MealCard.jsx</w:t>
-      </w:r>
-      <w:proofErr w:type="spellEnd"/>
-      <w:r>
-        <w:rPr>
-          <w:rFonts w:ascii="標楷體" w:eastAsia="標楷體" w:hAnsi="標楷體"/>
-        </w:rPr>
-        <w:t xml:space="preserve"> &amp; </w:t>
-      </w:r>
-      <w:proofErr w:type="spellStart"/>
-      <w:r>
-        <w:rPr>
-          <w:rFonts w:ascii="標楷體" w:eastAsia="標楷體" w:hAnsi="標楷體"/>
-        </w:rPr>
-        <w:t>App.jsx</w:t>
-      </w:r>
-      <w:proofErr w:type="spellEnd"/>
-      <w:r>
-        <w:rPr>
-          <w:rFonts w:ascii="標楷體" w:eastAsia="標楷體" w:hAnsi="標楷體"/>
-        </w:rPr>
-        <w:t>)</w:t>
-      </w:r>
-    </w:p>
-    <w:p>
-      <w:pPr>
-        <w:pStyle w:val="a9"/>
-        <w:numPr>
-          <w:ilvl w:val="0"/>
-          <w:numId w:val="30"/>
-        </w:numPr>
-        <w:rPr>
-          <w:rFonts w:ascii="標楷體" w:eastAsia="標楷體" w:hAnsi="標楷體"/>
-        </w:rPr>
-      </w:pPr>
-      <w:proofErr w:type="spellStart"/>
-      <w:r>
-        <w:rPr>
-          <w:rFonts w:ascii="標楷體" w:eastAsia="標楷體" w:hAnsi="標楷體"/>
-        </w:rPr>
-        <w:t>MealCard.jsx</w:t>
-      </w:r>
-      <w:proofErr w:type="spellEnd"/>
-      <w:r>
-        <w:rPr>
-          <w:rFonts w:ascii="標楷體" w:eastAsia="標楷體" w:hAnsi="標楷體"/>
-        </w:rPr>
-        <w:t>內部有自己</w:t>
-      </w:r>
-      <w:r>
-        <w:rPr>
-          <w:rFonts w:ascii="標楷體" w:eastAsia="標楷體" w:hAnsi="標楷體" w:hint="eastAsia"/>
-        </w:rPr>
-        <w:t>的</w:t>
-      </w:r>
-      <w:proofErr w:type="spellStart"/>
-      <w:r>
-        <w:rPr>
-          <w:rFonts w:ascii="標楷體" w:eastAsia="標楷體" w:hAnsi="標楷體"/>
-        </w:rPr>
-        <w:t>selectedOptions</w:t>
-      </w:r>
-      <w:proofErr w:type="spellEnd"/>
-      <w:r>
-        <w:rPr>
-          <w:rFonts w:ascii="標楷體" w:eastAsia="標楷體" w:hAnsi="標楷體"/>
-        </w:rPr>
-        <w:t>狀態(</w:t>
-      </w:r>
-      <w:proofErr w:type="spellStart"/>
-      <w:r>
-        <w:rPr>
-          <w:rFonts w:ascii="標楷體" w:eastAsia="標楷體" w:hAnsi="標楷體"/>
-        </w:rPr>
-        <w:t>useState</w:t>
-      </w:r>
-      <w:proofErr w:type="spellEnd"/>
-      <w:r>
-        <w:rPr>
-          <w:rFonts w:ascii="標楷體" w:eastAsia="標楷體" w:hAnsi="標楷體"/>
-        </w:rPr>
-        <w:t>)，用來追蹤勾選狀態</w:t>
-      </w:r>
-    </w:p>
-    <w:p>
-      <w:pPr>
-        <w:pStyle w:val="a9"/>
-        <w:numPr>
-          <w:ilvl w:val="0"/>
-          <w:numId w:val="30"/>
-        </w:numPr>
-        <w:rPr>
-          <w:rFonts w:ascii="標楷體" w:eastAsia="標楷體" w:hAnsi="標楷體"/>
-        </w:rPr>
-      </w:pPr>
-      <w:r>
-        <w:rPr>
-          <w:rFonts w:ascii="標楷體" w:eastAsia="標楷體" w:hAnsi="標楷體"/>
-        </w:rPr>
-        <w:t>點擊「加入購物車」時，</w:t>
-      </w:r>
-      <w:proofErr w:type="spellStart"/>
-      <w:r>
-        <w:rPr>
-          <w:rFonts w:ascii="標楷體" w:eastAsia="標楷體" w:hAnsi="標楷體"/>
-        </w:rPr>
-        <w:t>MealCard.jsx</w:t>
-      </w:r>
-      <w:proofErr w:type="spellEnd"/>
-      <w:r>
-        <w:rPr>
-          <w:rFonts w:ascii="標楷體" w:eastAsia="標楷體" w:hAnsi="標楷體"/>
-        </w:rPr>
-        <w:t>會組合出一個包含客製化名稱和獨特ID(</w:t>
-      </w:r>
-      <w:proofErr w:type="spellStart"/>
-      <w:r>
-        <w:rPr>
-          <w:rFonts w:ascii="標楷體" w:eastAsia="標楷體" w:hAnsi="標楷體"/>
-        </w:rPr>
-        <w:t>uniqueCartId</w:t>
-      </w:r>
-      <w:proofErr w:type="spellEnd"/>
-      <w:r>
-        <w:rPr>
-          <w:rFonts w:ascii="標楷體" w:eastAsia="標楷體" w:hAnsi="標楷體"/>
-        </w:rPr>
-        <w:t>)的</w:t>
-      </w:r>
-      <w:proofErr w:type="spellStart"/>
-      <w:r>
-        <w:rPr>
-          <w:rFonts w:ascii="標楷體" w:eastAsia="標楷體" w:hAnsi="標楷體"/>
-        </w:rPr>
-        <w:t>customizedMeal</w:t>
-      </w:r>
-      <w:proofErr w:type="spellEnd"/>
-      <w:r>
-        <w:rPr>
-          <w:rFonts w:ascii="標楷體" w:eastAsia="標楷體" w:hAnsi="標楷體"/>
-        </w:rPr>
-        <w:t>物件</w:t>
-      </w:r>
-    </w:p>
-    <w:p>
-      <w:pPr>
-        <w:pStyle w:val="a9"/>
-        <w:numPr>
-          <w:ilvl w:val="0"/>
-          <w:numId w:val="30"/>
-        </w:numPr>
-        <w:rPr>
-          <w:rFonts w:ascii="標楷體" w:eastAsia="標楷體" w:hAnsi="標楷體"/>
-        </w:rPr>
-      </w:pPr>
-      <w:proofErr w:type="spellStart"/>
-      <w:r>
-        <w:rPr>
-          <w:rFonts w:ascii="標楷體" w:eastAsia="標楷體" w:hAnsi="標楷體"/>
-        </w:rPr>
-        <w:t>App.jsx</w:t>
-      </w:r>
-      <w:proofErr w:type="spellEnd"/>
-      <w:proofErr w:type="gramStart"/>
-      <w:r>
-        <w:rPr>
-          <w:rFonts w:ascii="標楷體" w:eastAsia="標楷體" w:hAnsi="標楷體"/>
-        </w:rPr>
-        <w:t>為根元件</w:t>
-      </w:r>
-      <w:proofErr w:type="gramEnd"/>
-      <w:r>
-        <w:rPr>
-          <w:rFonts w:ascii="標楷體" w:eastAsia="標楷體" w:hAnsi="標楷體"/>
-        </w:rPr>
-        <w:t>，儲存全</w:t>
-      </w:r>
-      <w:r>
-        <w:rPr>
-          <w:rFonts w:ascii="標楷體" w:eastAsia="標楷體" w:hAnsi="標楷體" w:hint="eastAsia"/>
-        </w:rPr>
-        <w:t>部</w:t>
-      </w:r>
-      <w:r>
-        <w:rPr>
-          <w:rFonts w:ascii="標楷體" w:eastAsia="標楷體" w:hAnsi="標楷體"/>
-        </w:rPr>
-        <w:t>的cart狀態</w:t>
-      </w:r>
-    </w:p>
-    <w:p>
-      <w:pPr>
-        <w:pStyle w:val="a9"/>
-        <w:numPr>
-          <w:ilvl w:val="0"/>
-          <w:numId w:val="30"/>
-        </w:numPr>
-        <w:rPr>
-          <w:rFonts w:ascii="標楷體" w:eastAsia="標楷體" w:hAnsi="標楷體"/>
-        </w:rPr>
-      </w:pPr>
-      <w:proofErr w:type="spellStart"/>
-      <w:r>
-        <w:rPr>
-          <w:rFonts w:ascii="標楷體" w:eastAsia="標楷體" w:hAnsi="標楷體"/>
-        </w:rPr>
-        <w:t>handleAddToCart</w:t>
-      </w:r>
-      <w:proofErr w:type="spellEnd"/>
-      <w:r>
-        <w:rPr>
-          <w:rFonts w:ascii="標楷體" w:eastAsia="標楷體" w:hAnsi="標楷體"/>
-        </w:rPr>
-        <w:t>函數會使用</w:t>
-      </w:r>
-      <w:proofErr w:type="spellStart"/>
-      <w:r>
-        <w:rPr>
-          <w:rFonts w:ascii="標楷體" w:eastAsia="標楷體" w:hAnsi="標楷體"/>
-        </w:rPr>
-        <w:t>uniqueCartId</w:t>
-      </w:r>
-      <w:proofErr w:type="spellEnd"/>
-      <w:r>
-        <w:rPr>
-          <w:rFonts w:ascii="標楷體" w:eastAsia="標楷體" w:hAnsi="標楷體"/>
-        </w:rPr>
-        <w:t xml:space="preserve">檢查商品是否已存在，如果存在quantity + 1，如果不存在則新增一筆{ meal: </w:t>
-      </w:r>
-      <w:proofErr w:type="spellStart"/>
-      <w:r>
-        <w:rPr>
-          <w:rFonts w:ascii="標楷體" w:eastAsia="標楷體" w:hAnsi="標楷體"/>
-        </w:rPr>
-        <w:t>customizedMeal</w:t>
-      </w:r>
-      <w:proofErr w:type="spellEnd"/>
-      <w:r>
-        <w:rPr>
-          <w:rFonts w:ascii="標楷體" w:eastAsia="標楷體" w:hAnsi="標楷體"/>
-        </w:rPr>
-        <w:t xml:space="preserve">, quantity: </w:t>
-      </w:r>
-      <w:proofErr w:type="gramStart"/>
-      <w:r>
-        <w:rPr>
-          <w:rFonts w:ascii="標楷體" w:eastAsia="標楷體" w:hAnsi="標楷體"/>
-        </w:rPr>
-        <w:t>1 }</w:t>
-      </w:r>
-      <w:proofErr w:type="gramEnd"/>
-    </w:p>
-    <w:p>
-      <w:pPr>
-        <w:rPr>
-          <w:rFonts w:ascii="標楷體" w:eastAsia="標楷體" w:hAnsi="標楷體"/>
-        </w:rPr>
-      </w:pPr>
-      <w:r>
-        <w:rPr>
-          <w:rFonts w:ascii="標楷體" w:eastAsia="標楷體" w:hAnsi="標楷體"/>
-        </w:rPr>
-        <w:t>3.後端 - 安全認證(server.js)</w:t>
-      </w:r>
-    </w:p>
-    <w:p>
-      <w:pPr>
-        <w:pStyle w:val="a9"/>
-        <w:numPr>
-          <w:ilvl w:val="0"/>
-          <w:numId w:val="32"/>
-        </w:numPr>
-        <w:rPr>
-          <w:rFonts w:ascii="標楷體" w:eastAsia="標楷體" w:hAnsi="標楷體"/>
-        </w:rPr>
-      </w:pPr>
-      <w:r>
-        <w:rPr>
-          <w:rFonts w:ascii="標楷體" w:eastAsia="標楷體" w:hAnsi="標楷體"/>
-        </w:rPr>
-        <w:t>儲存：建立admin表時，使用</w:t>
-      </w:r>
-      <w:proofErr w:type="spellStart"/>
-      <w:r>
-        <w:rPr>
-          <w:rFonts w:ascii="標楷體" w:eastAsia="標楷體" w:hAnsi="標楷體"/>
-        </w:rPr>
-        <w:t>bcrypt.hash</w:t>
-      </w:r>
-      <w:proofErr w:type="spellEnd"/>
-      <w:r>
-        <w:rPr>
-          <w:rFonts w:ascii="標楷體" w:eastAsia="標楷體" w:hAnsi="標楷體"/>
-        </w:rPr>
-        <w:t>()將'admin123'密碼</w:t>
-      </w:r>
-      <w:proofErr w:type="gramStart"/>
-      <w:r>
-        <w:rPr>
-          <w:rFonts w:ascii="標楷體" w:eastAsia="標楷體" w:hAnsi="標楷體"/>
-        </w:rPr>
-        <w:t>加密為</w:t>
-      </w:r>
-      <w:proofErr w:type="gramEnd"/>
-      <w:r>
-        <w:rPr>
-          <w:rFonts w:ascii="標楷體" w:eastAsia="標楷體" w:hAnsi="標楷體"/>
-        </w:rPr>
-        <w:t xml:space="preserve"> </w:t>
-      </w:r>
-      <w:proofErr w:type="spellStart"/>
-      <w:r>
-        <w:rPr>
-          <w:rFonts w:ascii="標楷體" w:eastAsia="標楷體" w:hAnsi="標楷體"/>
-        </w:rPr>
-        <w:t>password_hash</w:t>
-      </w:r>
-      <w:proofErr w:type="spellEnd"/>
-      <w:r>
-        <w:rPr>
-          <w:rFonts w:ascii="標楷體" w:eastAsia="標楷體" w:hAnsi="標楷體"/>
-        </w:rPr>
-        <w:t>存入</w:t>
-      </w:r>
-    </w:p>
-    <w:p>
-      <w:pPr>
-        <w:pStyle w:val="a9"/>
-        <w:numPr>
-          <w:ilvl w:val="0"/>
-          <w:numId w:val="32"/>
-        </w:numPr>
-        <w:rPr>
-          <w:rFonts w:ascii="標楷體" w:eastAsia="標楷體" w:hAnsi="標楷體"/>
-        </w:rPr>
-      </w:pPr>
-      <w:r>
-        <w:rPr>
-          <w:rFonts w:ascii="標楷體" w:eastAsia="標楷體" w:hAnsi="標楷體"/>
-        </w:rPr>
-        <w:t>登入(POST /</w:t>
-      </w:r>
-      <w:proofErr w:type="spellStart"/>
-      <w:r>
-        <w:rPr>
-          <w:rFonts w:ascii="標楷體" w:eastAsia="標楷體" w:hAnsi="標楷體"/>
-        </w:rPr>
-        <w:t>api</w:t>
-      </w:r>
-      <w:proofErr w:type="spellEnd"/>
-      <w:r>
-        <w:rPr>
-          <w:rFonts w:ascii="標楷體" w:eastAsia="標楷體" w:hAnsi="標楷體"/>
-        </w:rPr>
-        <w:t>/login)：收到</w:t>
-      </w:r>
-      <w:proofErr w:type="gramStart"/>
-      <w:r>
-        <w:rPr>
-          <w:rFonts w:ascii="標楷體" w:eastAsia="標楷體" w:hAnsi="標楷體"/>
-        </w:rPr>
-        <w:t>帳密後</w:t>
-      </w:r>
-      <w:proofErr w:type="gramEnd"/>
-      <w:r>
-        <w:rPr>
-          <w:rFonts w:ascii="標楷體" w:eastAsia="標楷體" w:hAnsi="標楷體"/>
-        </w:rPr>
-        <w:t xml:space="preserve">，先用帳號SELECT找出 </w:t>
-      </w:r>
-      <w:proofErr w:type="spellStart"/>
-      <w:r>
-        <w:rPr>
-          <w:rFonts w:ascii="標楷體" w:eastAsia="標楷體" w:hAnsi="標楷體"/>
-        </w:rPr>
-        <w:t>password_hash</w:t>
-      </w:r>
-      <w:proofErr w:type="spellEnd"/>
-      <w:r>
-        <w:rPr>
-          <w:rFonts w:ascii="標楷體" w:eastAsia="標楷體" w:hAnsi="標楷體"/>
-        </w:rPr>
-        <w:t>，再使用</w:t>
-      </w:r>
-      <w:proofErr w:type="spellStart"/>
-      <w:r>
-        <w:rPr>
-          <w:rFonts w:ascii="標楷體" w:eastAsia="標楷體" w:hAnsi="標楷體"/>
-        </w:rPr>
-        <w:t>bcrypt.compare</w:t>
-      </w:r>
-      <w:proofErr w:type="spellEnd"/>
-      <w:r>
-        <w:rPr>
-          <w:rFonts w:ascii="標楷體" w:eastAsia="標楷體" w:hAnsi="標楷體"/>
-        </w:rPr>
-        <w:t>()比較密碼</w:t>
-      </w:r>
-    </w:p>
-    <w:p>
-      <w:pPr>
-        <w:pStyle w:val="a9"/>
-        <w:numPr>
-          <w:ilvl w:val="0"/>
-          <w:numId w:val="32"/>
-        </w:numPr>
-        <w:rPr>
-          <w:rFonts w:ascii="標楷體" w:eastAsia="標楷體" w:hAnsi="標楷體"/>
-        </w:rPr>
-      </w:pPr>
-      <w:r>
-        <w:rPr>
-          <w:rFonts w:ascii="標楷體" w:eastAsia="標楷體" w:hAnsi="標楷體"/>
-        </w:rPr>
-        <w:t>簽發(</w:t>
-      </w:r>
-      <w:proofErr w:type="spellStart"/>
-      <w:r>
-        <w:rPr>
-          <w:rFonts w:ascii="標楷體" w:eastAsia="標楷體" w:hAnsi="標楷體"/>
-        </w:rPr>
-        <w:t>jwt.sign</w:t>
-      </w:r>
-      <w:proofErr w:type="spellEnd"/>
-      <w:r>
-        <w:rPr>
-          <w:rFonts w:ascii="標楷體" w:eastAsia="標楷體" w:hAnsi="標楷體"/>
-        </w:rPr>
-        <w:t>)：密碼正確後，使用JWT_SECRET簽發一個效期1小時的 Token</w:t>
-      </w:r>
-    </w:p>
-    <w:p>
-      <w:pPr>
-        <w:pStyle w:val="a9"/>
-        <w:numPr>
-          <w:ilvl w:val="0"/>
-          <w:numId w:val="32"/>
-        </w:numPr>
-        <w:rPr>
-          <w:rFonts w:ascii="標楷體" w:eastAsia="標楷體" w:hAnsi="標楷體"/>
-        </w:rPr>
-      </w:pPr>
-      <w:r>
-        <w:rPr>
-          <w:rFonts w:ascii="標楷體" w:eastAsia="標楷體" w:hAnsi="標楷體"/>
-        </w:rPr>
-        <w:t>守衛(</w:t>
-      </w:r>
-      <w:proofErr w:type="spellStart"/>
-      <w:r>
-        <w:rPr>
-          <w:rFonts w:ascii="標楷體" w:eastAsia="標楷體" w:hAnsi="標楷體"/>
-        </w:rPr>
-        <w:t>authenticateToken</w:t>
-      </w:r>
-      <w:proofErr w:type="spellEnd"/>
-      <w:r>
-        <w:rPr>
-          <w:rFonts w:ascii="標楷體" w:eastAsia="標楷體" w:hAnsi="標楷體"/>
-        </w:rPr>
-        <w:t>)：中介軟體，安插在所有/</w:t>
-      </w:r>
-      <w:proofErr w:type="spellStart"/>
-      <w:r>
-        <w:rPr>
-          <w:rFonts w:ascii="標楷體" w:eastAsia="標楷體" w:hAnsi="標楷體"/>
-        </w:rPr>
-        <w:t>api</w:t>
-      </w:r>
-      <w:proofErr w:type="spellEnd"/>
-      <w:r>
-        <w:rPr>
-          <w:rFonts w:ascii="標楷體" w:eastAsia="標楷體" w:hAnsi="標楷體"/>
-        </w:rPr>
-        <w:t>/admin/*路由上</w:t>
-      </w:r>
-      <w:r>
-        <w:rPr>
-          <w:rFonts w:ascii="標楷體" w:eastAsia="標楷體" w:hAnsi="標楷體" w:hint="eastAsia"/>
-        </w:rPr>
-        <w:t>，</w:t>
-      </w:r>
-      <w:r>
-        <w:rPr>
-          <w:rFonts w:ascii="標楷體" w:eastAsia="標楷體" w:hAnsi="標楷體"/>
-        </w:rPr>
-        <w:t>它會檢查請求Header中的</w:t>
-      </w:r>
-      <w:proofErr w:type="spellStart"/>
-      <w:r>
-        <w:rPr>
-          <w:rFonts w:ascii="標楷體" w:eastAsia="標楷體" w:hAnsi="標楷體"/>
-        </w:rPr>
-        <w:t>Authorization:Bearer</w:t>
-      </w:r>
-      <w:proofErr w:type="spellEnd"/>
-      <w:r>
-        <w:rPr>
-          <w:rFonts w:ascii="標楷體" w:eastAsia="標楷體" w:hAnsi="標楷體"/>
-        </w:rPr>
-        <w:t xml:space="preserve">&lt;Token&gt;，並使用 </w:t>
-      </w:r>
-      <w:proofErr w:type="spellStart"/>
-      <w:r>
-        <w:rPr>
-          <w:rFonts w:ascii="標楷體" w:eastAsia="標楷體" w:hAnsi="標楷體"/>
-        </w:rPr>
-        <w:t>jwt.verify</w:t>
-      </w:r>
-      <w:proofErr w:type="spellEnd"/>
-      <w:r>
-        <w:rPr>
-          <w:rFonts w:ascii="標楷體" w:eastAsia="標楷體" w:hAnsi="標楷體"/>
-        </w:rPr>
-        <w:t>()驗證 Token</w:t>
-      </w:r>
-      <w:r>
-        <w:rPr>
-          <w:rFonts w:ascii="標楷體" w:eastAsia="標楷體" w:hAnsi="標楷體" w:hint="eastAsia"/>
-        </w:rPr>
-        <w:t>，</w:t>
-      </w:r>
-      <w:r>
-        <w:rPr>
-          <w:rFonts w:ascii="標楷體" w:eastAsia="標楷體" w:hAnsi="標楷體"/>
-        </w:rPr>
-        <w:t>驗證失敗則回傳401/403，成功則呼叫next() 繼續執行API</w:t>
-      </w:r>
-    </w:p>
-    <w:p>
-      <w:pPr>
-        <w:rPr>
-          <w:rFonts w:ascii="標楷體" w:eastAsia="標楷體" w:hAnsi="標楷體"/>
-        </w:rPr>
-      </w:pPr>
-      <w:r>
-        <w:rPr>
-          <w:rFonts w:ascii="標楷體" w:eastAsia="標楷體" w:hAnsi="標楷體"/>
-        </w:rPr>
-        <w:t>4.後端 - 餐點CRUD(</w:t>
-      </w:r>
-      <w:proofErr w:type="spellStart"/>
-      <w:r>
-        <w:rPr>
-          <w:rFonts w:ascii="標楷體" w:eastAsia="標楷體" w:hAnsi="標楷體"/>
-        </w:rPr>
-        <w:t>AdminMealManager.jsx</w:t>
-      </w:r>
-      <w:proofErr w:type="spellEnd"/>
-      <w:r>
-        <w:rPr>
-          <w:rFonts w:ascii="標楷體" w:eastAsia="標楷體" w:hAnsi="標楷體"/>
-        </w:rPr>
-        <w:t xml:space="preserve"> &amp; server.js)</w:t>
-      </w:r>
-    </w:p>
-    <w:p>
-      <w:pPr>
-        <w:pStyle w:val="a9"/>
-        <w:numPr>
-          <w:ilvl w:val="0"/>
-          <w:numId w:val="33"/>
-        </w:numPr>
-        <w:rPr>
-          <w:rFonts w:ascii="標楷體" w:eastAsia="標楷體" w:hAnsi="標楷體"/>
-        </w:rPr>
-      </w:pPr>
-      <w:r>
-        <w:rPr>
-          <w:rFonts w:ascii="標楷體" w:eastAsia="標楷體" w:hAnsi="標楷體"/>
-        </w:rPr>
-        <w:t>Create:前端表單</w:t>
-      </w:r>
-      <w:proofErr w:type="spellStart"/>
-      <w:r>
-        <w:rPr>
-          <w:rFonts w:ascii="標楷體" w:eastAsia="標楷體" w:hAnsi="標楷體"/>
-        </w:rPr>
-        <w:t>onSubmit</w:t>
-      </w:r>
-      <w:proofErr w:type="spellEnd"/>
-      <w:r>
-        <w:rPr>
-          <w:rFonts w:ascii="標楷體" w:eastAsia="標楷體" w:hAnsi="標楷體"/>
-        </w:rPr>
-        <w:t>呼叫</w:t>
-      </w:r>
-      <w:proofErr w:type="spellStart"/>
-      <w:r>
-        <w:rPr>
-          <w:rFonts w:ascii="標楷體" w:eastAsia="標楷體" w:hAnsi="標楷體"/>
-        </w:rPr>
-        <w:t>handleAddMeal</w:t>
-      </w:r>
-      <w:proofErr w:type="spellEnd"/>
-      <w:r>
-        <w:rPr>
-          <w:rFonts w:ascii="標楷體" w:eastAsia="標楷體" w:hAnsi="標楷體"/>
-        </w:rPr>
-        <w:t>，</w:t>
-      </w:r>
-      <w:proofErr w:type="spellStart"/>
-      <w:r>
-        <w:rPr>
-          <w:rFonts w:ascii="標楷體" w:eastAsia="標楷體" w:hAnsi="標楷體"/>
-        </w:rPr>
-        <w:t>axios.post</w:t>
-      </w:r>
-      <w:proofErr w:type="spellEnd"/>
-      <w:r>
-        <w:rPr>
-          <w:rFonts w:ascii="標楷體" w:eastAsia="標楷體" w:hAnsi="標楷體"/>
-        </w:rPr>
-        <w:t>到POST /</w:t>
-      </w:r>
-      <w:proofErr w:type="spellStart"/>
-      <w:r>
-        <w:rPr>
-          <w:rFonts w:ascii="標楷體" w:eastAsia="標楷體" w:hAnsi="標楷體"/>
-        </w:rPr>
-        <w:t>api</w:t>
-      </w:r>
-      <w:proofErr w:type="spellEnd"/>
-      <w:r>
-        <w:rPr>
-          <w:rFonts w:ascii="標楷體" w:eastAsia="標楷體" w:hAnsi="標楷體"/>
-        </w:rPr>
-        <w:t>/admin/meals。後端API接收資料</w:t>
-      </w:r>
-    </w:p>
-    <w:p>
-      <w:pPr>
-        <w:pStyle w:val="a9"/>
-        <w:numPr>
-          <w:ilvl w:val="0"/>
-          <w:numId w:val="33"/>
-        </w:numPr>
-        <w:rPr>
-          <w:rFonts w:ascii="標楷體" w:eastAsia="標楷體" w:hAnsi="標楷體"/>
-        </w:rPr>
-      </w:pPr>
-      <w:proofErr w:type="spellStart"/>
-      <w:r>
-        <w:rPr>
-          <w:rFonts w:ascii="標楷體" w:eastAsia="標楷體" w:hAnsi="標楷體"/>
-        </w:rPr>
-        <w:t>Read:AdminMealManager.jsx</w:t>
-      </w:r>
-      <w:proofErr w:type="spellEnd"/>
-      <w:r>
-        <w:rPr>
-          <w:rFonts w:ascii="標楷體" w:eastAsia="標楷體" w:hAnsi="標楷體"/>
-        </w:rPr>
-        <w:t>的</w:t>
-      </w:r>
-      <w:proofErr w:type="spellStart"/>
-      <w:r>
-        <w:rPr>
-          <w:rFonts w:ascii="標楷體" w:eastAsia="標楷體" w:hAnsi="標楷體"/>
-        </w:rPr>
-        <w:t>useEffect</w:t>
-      </w:r>
-      <w:proofErr w:type="spellEnd"/>
-      <w:r>
-        <w:rPr>
-          <w:rFonts w:ascii="標楷體" w:eastAsia="標楷體" w:hAnsi="標楷體"/>
-        </w:rPr>
-        <w:t>呼叫GET /</w:t>
-      </w:r>
-      <w:proofErr w:type="spellStart"/>
-      <w:r>
-        <w:rPr>
-          <w:rFonts w:ascii="標楷體" w:eastAsia="標楷體" w:hAnsi="標楷體"/>
-        </w:rPr>
-        <w:t>api</w:t>
-      </w:r>
-      <w:proofErr w:type="spellEnd"/>
-      <w:r>
-        <w:rPr>
-          <w:rFonts w:ascii="標楷體" w:eastAsia="標楷體" w:hAnsi="標楷體"/>
-        </w:rPr>
-        <w:t>/meals，將資料</w:t>
-      </w:r>
-      <w:r>
-        <w:rPr>
-          <w:rFonts w:ascii="標楷體" w:eastAsia="標楷體" w:hAnsi="標楷體"/>
-        </w:rPr>
-        <w:lastRenderedPageBreak/>
-        <w:t>存入meals狀態並用.map()渲染列表</w:t>
-      </w:r>
-    </w:p>
-    <w:p>
-      <w:pPr>
-        <w:pStyle w:val="a9"/>
-        <w:numPr>
-          <w:ilvl w:val="0"/>
-          <w:numId w:val="33"/>
-        </w:numPr>
-        <w:rPr>
-          <w:rFonts w:ascii="標楷體" w:eastAsia="標楷體" w:hAnsi="標楷體"/>
-        </w:rPr>
-      </w:pPr>
-      <w:r>
-        <w:rPr>
-          <w:rFonts w:ascii="標楷體" w:eastAsia="標楷體" w:hAnsi="標楷體"/>
-        </w:rPr>
-        <w:t>Update:點擊「編輯」，</w:t>
-      </w:r>
-      <w:proofErr w:type="spellStart"/>
-      <w:r>
-        <w:rPr>
-          <w:rFonts w:ascii="標楷體" w:eastAsia="標楷體" w:hAnsi="標楷體"/>
-        </w:rPr>
-        <w:t>handleEditClick</w:t>
-      </w:r>
-      <w:proofErr w:type="spellEnd"/>
-      <w:r>
-        <w:rPr>
-          <w:rFonts w:ascii="標楷體" w:eastAsia="標楷體" w:hAnsi="標楷體"/>
-        </w:rPr>
-        <w:t>將meal存入</w:t>
-      </w:r>
-      <w:proofErr w:type="spellStart"/>
-      <w:r>
-        <w:rPr>
-          <w:rFonts w:ascii="標楷體" w:eastAsia="標楷體" w:hAnsi="標楷體"/>
-        </w:rPr>
-        <w:t>editingMeal</w:t>
-      </w:r>
-      <w:proofErr w:type="spellEnd"/>
-      <w:r>
-        <w:rPr>
-          <w:rFonts w:ascii="標楷體" w:eastAsia="標楷體" w:hAnsi="標楷體"/>
-        </w:rPr>
-        <w:t>狀態，觸發彈窗顯示。彈窗表單</w:t>
-      </w:r>
-      <w:proofErr w:type="spellStart"/>
-      <w:r>
-        <w:rPr>
-          <w:rFonts w:ascii="標楷體" w:eastAsia="標楷體" w:hAnsi="標楷體"/>
-        </w:rPr>
-        <w:t>onSubmit</w:t>
-      </w:r>
-      <w:proofErr w:type="spellEnd"/>
-      <w:r>
-        <w:rPr>
-          <w:rFonts w:ascii="標楷體" w:eastAsia="標楷體" w:hAnsi="標楷體"/>
-        </w:rPr>
-        <w:t>呼叫</w:t>
-      </w:r>
-      <w:proofErr w:type="spellStart"/>
-      <w:r>
-        <w:rPr>
-          <w:rFonts w:ascii="標楷體" w:eastAsia="標楷體" w:hAnsi="標楷體"/>
-        </w:rPr>
-        <w:t>handleUpdateMeal</w:t>
-      </w:r>
-      <w:proofErr w:type="spellEnd"/>
-      <w:r>
-        <w:rPr>
-          <w:rFonts w:ascii="標楷體" w:eastAsia="標楷體" w:hAnsi="標楷體"/>
-        </w:rPr>
-        <w:t>，</w:t>
-      </w:r>
-      <w:proofErr w:type="spellStart"/>
-      <w:r>
-        <w:rPr>
-          <w:rFonts w:ascii="標楷體" w:eastAsia="標楷體" w:hAnsi="標楷體"/>
-        </w:rPr>
-        <w:t>axios.put</w:t>
-      </w:r>
-      <w:proofErr w:type="spellEnd"/>
-      <w:r>
-        <w:rPr>
-          <w:rFonts w:ascii="標楷體" w:eastAsia="標楷體" w:hAnsi="標楷體"/>
-        </w:rPr>
-        <w:t xml:space="preserve"> 到PUT /</w:t>
-      </w:r>
-      <w:proofErr w:type="spellStart"/>
-      <w:r>
-        <w:rPr>
-          <w:rFonts w:ascii="標楷體" w:eastAsia="標楷體" w:hAnsi="標楷體"/>
-        </w:rPr>
-        <w:t>api</w:t>
-      </w:r>
-      <w:proofErr w:type="spellEnd"/>
-      <w:r>
-        <w:rPr>
-          <w:rFonts w:ascii="標楷體" w:eastAsia="標楷體" w:hAnsi="標楷體"/>
-        </w:rPr>
-        <w:t>/admin/meals/:id。後端API接收資料</w:t>
-      </w:r>
-    </w:p>
-    <w:p>
-      <w:pPr>
-        <w:pStyle w:val="a9"/>
-        <w:numPr>
-          <w:ilvl w:val="0"/>
-          <w:numId w:val="33"/>
-        </w:numPr>
-        <w:rPr>
-          <w:rFonts w:ascii="標楷體" w:eastAsia="標楷體" w:hAnsi="標楷體"/>
-        </w:rPr>
-      </w:pPr>
-      <w:r>
-        <w:rPr>
-          <w:rFonts w:ascii="標楷體" w:eastAsia="標楷體" w:hAnsi="標楷體"/>
-        </w:rPr>
-        <w:t>D (Delete):點擊「刪除」，</w:t>
-      </w:r>
-      <w:proofErr w:type="spellStart"/>
-      <w:r>
-        <w:rPr>
-          <w:rFonts w:ascii="標楷體" w:eastAsia="標楷體" w:hAnsi="標楷體"/>
-        </w:rPr>
-        <w:t>handleDelete</w:t>
-      </w:r>
-      <w:proofErr w:type="spellEnd"/>
-      <w:r>
-        <w:rPr>
-          <w:rFonts w:ascii="標楷體" w:eastAsia="標楷體" w:hAnsi="標楷體"/>
-        </w:rPr>
-        <w:t>跳出</w:t>
-      </w:r>
-      <w:proofErr w:type="spellStart"/>
-      <w:r>
-        <w:rPr>
-          <w:rFonts w:ascii="標楷體" w:eastAsia="標楷體" w:hAnsi="標楷體"/>
-        </w:rPr>
-        <w:t>window.confirm</w:t>
-      </w:r>
-      <w:proofErr w:type="spellEnd"/>
-      <w:r>
-        <w:rPr>
-          <w:rFonts w:ascii="標楷體" w:eastAsia="標楷體" w:hAnsi="標楷體"/>
-        </w:rPr>
-        <w:t>確認。</w:t>
-      </w:r>
-      <w:proofErr w:type="spellStart"/>
-      <w:r>
-        <w:rPr>
-          <w:rFonts w:ascii="標楷體" w:eastAsia="標楷體" w:hAnsi="標楷體"/>
-        </w:rPr>
-        <w:t>axios.delete</w:t>
-      </w:r>
-      <w:proofErr w:type="spellEnd"/>
-      <w:r>
-        <w:rPr>
-          <w:rFonts w:ascii="標楷體" w:eastAsia="標楷體" w:hAnsi="標楷體"/>
-        </w:rPr>
-        <w:t xml:space="preserve"> 到 DELETE /</w:t>
-      </w:r>
-      <w:proofErr w:type="spellStart"/>
-      <w:r>
-        <w:rPr>
-          <w:rFonts w:ascii="標楷體" w:eastAsia="標楷體" w:hAnsi="標楷體"/>
-        </w:rPr>
-        <w:t>api</w:t>
-      </w:r>
-      <w:proofErr w:type="spellEnd"/>
-      <w:r>
-        <w:rPr>
-          <w:rFonts w:ascii="標楷體" w:eastAsia="標楷體" w:hAnsi="標楷體"/>
-        </w:rPr>
-        <w:t>/admin/meals/:id。後端API接收ID</w:t>
-      </w:r>
-    </w:p>
-    <w:p>
-      <w:pPr>
-        <w:pStyle w:val="a9"/>
-        <w:numPr>
-          <w:ilvl w:val="0"/>
-          <w:numId w:val="33"/>
-        </w:numPr>
-        <w:rPr>
-          <w:rFonts w:ascii="標楷體" w:eastAsia="標楷體" w:hAnsi="標楷體"/>
-        </w:rPr>
-      </w:pPr>
-      <w:r>
-        <w:rPr>
-          <w:rFonts w:ascii="標楷體" w:eastAsia="標楷體" w:hAnsi="標楷體"/>
-        </w:rPr>
-        <w:t>同步：在 C, U, D 操作成功後，前端會再次呼叫</w:t>
-      </w:r>
-      <w:proofErr w:type="spellStart"/>
-      <w:r>
-        <w:rPr>
-          <w:rFonts w:ascii="標楷體" w:eastAsia="標楷體" w:hAnsi="標楷體"/>
-        </w:rPr>
-        <w:t>fetchMeals</w:t>
-      </w:r>
-      <w:proofErr w:type="spellEnd"/>
-      <w:r>
-        <w:rPr>
-          <w:rFonts w:ascii="標楷體" w:eastAsia="標楷體" w:hAnsi="標楷體"/>
-        </w:rPr>
-        <w:t>()來重新整理列表，確保畫面與資料庫同步</w:t>
-      </w:r>
-    </w:p>
-    <w:p>
-      <w:pPr>
-        <w:rPr>
-          <w:rFonts w:ascii="標楷體" w:eastAsia="標楷體" w:hAnsi="標楷體"/>
-        </w:rPr>
-      </w:pPr>
-    </w:p>
-    <w:p>
-      <w:pPr>
-        <w:rPr>
-          <w:rFonts w:ascii="標楷體" w:eastAsia="標楷體" w:hAnsi="標楷體"/>
-          <w:sz w:val="28"/>
-          <w:szCs w:val="28"/>
-        </w:rPr>
-      </w:pPr>
-      <w:r>
-        <w:rPr>
-          <w:rFonts w:ascii="標楷體" w:eastAsia="標楷體" w:hAnsi="標楷體"/>
-          <w:sz w:val="28"/>
-          <w:szCs w:val="28"/>
-        </w:rPr>
-        <w:t>實作成果的評估 (SWOT 分析)</w:t>
-      </w:r>
-    </w:p>
-    <w:p>
-      <w:pPr>
-        <w:rPr>
-          <w:rFonts w:ascii="標楷體" w:eastAsia="標楷體" w:hAnsi="標楷體"/>
-        </w:rPr>
-      </w:pPr>
-      <w:r>
-        <w:rPr>
-          <w:rFonts w:ascii="標楷體" w:eastAsia="標楷體" w:hAnsi="標楷體"/>
-          <w:noProof/>
-        </w:rPr>
         <w:drawing>
-          <wp:inline distT="0" distB="0" distL="0" distR="0" wp14:anchorId="4CF67CCE" wp14:editId="53000635">
-            <wp:extent cx="5274310" cy="4747260"/>
-            <wp:effectExtent l="0" t="0" r="2540" b="0"/>
-            <wp:docPr id="567316716" name="圖片 5" descr="一張含有 文字, 螢幕擷取畫面, 數字, 字型 的圖片&#10;&#10;AI 產生的內容可能不正確。"/>
+          <wp:inline distT="0" distB="0" distL="0" distR="0" wp14:anchorId="3E8339C1" wp14:editId="0ECE2C57">
+            <wp:extent cx="3321685" cy="8863330"/>
+            <wp:effectExtent l="0" t="0" r="0" b="0"/>
+            <wp:docPr id="207242678" name="圖片 3" descr="一張含有 文字, 螢幕擷取畫面, 設計, 平面設計 的圖片&#10;&#10;AI 產生的內容可能不正確。"/>
             <wp:cNvGraphicFramePr>
               <a:graphicFrameLocks xmlns:a="http://schemas.openxmlformats.org/drawingml/2006/main" noChangeAspect="1"/>
             </wp:cNvGraphicFramePr>
@@ -4015,11 +2530,1765 @@
               <a:graphicData uri="http://schemas.openxmlformats.org/drawingml/2006/picture">
                 <pic:pic xmlns:pic="http://schemas.openxmlformats.org/drawingml/2006/picture">
                   <pic:nvPicPr>
-                    <pic:cNvPr id="567316716" name="圖片 5" descr="一張含有 文字, 螢幕擷取畫面, 數字, 字型 的圖片&#10;&#10;AI 產生的內容可能不正確。"/>
+                    <pic:cNvPr id="207242678" name="圖片 3" descr="一張含有 文字, 螢幕擷取畫面, 設計, 平面設計 的圖片&#10;&#10;AI 產生的內容可能不正確。"/>
                     <pic:cNvPicPr/>
                   </pic:nvPicPr>
                   <pic:blipFill>
                     <a:blip r:embed="rId11">
+                      <a:extLst>
+                        <a:ext uri="{28A0092B-C50C-407E-A947-70E740481C1C}">
+                          <a14:useLocalDpi xmlns:a14="http://schemas.microsoft.com/office/drawing/2010/main" val="0"/>
+                        </a:ext>
+                      </a:extLst>
+                    </a:blip>
+                    <a:stretch>
+                      <a:fillRect/>
+                    </a:stretch>
+                  </pic:blipFill>
+                  <pic:spPr>
+                    <a:xfrm>
+                      <a:off x="0" y="0"/>
+                      <a:ext cx="3321685" cy="8863330"/>
+                    </a:xfrm>
+                    <a:prstGeom prst="rect">
+                      <a:avLst/>
+                    </a:prstGeom>
+                  </pic:spPr>
+                </pic:pic>
+              </a:graphicData>
+            </a:graphic>
+          </wp:inline>
+        </w:drawing>
+      </w:r>
+    </w:p>
+    <w:p>
+      <w:pPr>
+        <w:rPr>
+          <w:rFonts w:ascii="標楷體" w:eastAsia="標楷體" w:hAnsi="標楷體"/>
+        </w:rPr>
+      </w:pPr>
+      <w:r>
+        <w:rPr>
+          <w:rFonts w:ascii="標楷體" w:eastAsia="標楷體" w:hAnsi="標楷體" w:hint="eastAsia"/>
+        </w:rPr>
+        <w:lastRenderedPageBreak/>
+        <w:t>2.顧客點餐</w:t>
+      </w:r>
+    </w:p>
+    <w:p>
+      <w:pPr>
+        <w:rPr>
+          <w:rFonts w:ascii="標楷體" w:eastAsia="標楷體" w:hAnsi="標楷體"/>
+        </w:rPr>
+      </w:pPr>
+      <w:r>
+        <w:rPr>
+          <w:rFonts w:ascii="標楷體" w:eastAsia="標楷體" w:hAnsi="標楷體" w:hint="eastAsia"/>
+          <w:noProof/>
+        </w:rPr>
+        <w:lastRenderedPageBreak/>
+        <w:drawing>
+          <wp:inline distT="0" distB="0" distL="0" distR="0" wp14:anchorId="7F2170E4" wp14:editId="2E79A47B">
+            <wp:extent cx="3440430" cy="8863330"/>
+            <wp:effectExtent l="0" t="0" r="7620" b="0"/>
+            <wp:docPr id="625789082" name="圖片 4" descr="一張含有 圖表, 設計 的圖片&#10;&#10;AI 產生的內容可能不正確。"/>
+            <wp:cNvGraphicFramePr>
+              <a:graphicFrameLocks xmlns:a="http://schemas.openxmlformats.org/drawingml/2006/main" noChangeAspect="1"/>
+            </wp:cNvGraphicFramePr>
+            <a:graphic xmlns:a="http://schemas.openxmlformats.org/drawingml/2006/main">
+              <a:graphicData uri="http://schemas.openxmlformats.org/drawingml/2006/picture">
+                <pic:pic xmlns:pic="http://schemas.openxmlformats.org/drawingml/2006/picture">
+                  <pic:nvPicPr>
+                    <pic:cNvPr id="625789082" name="圖片 4" descr="一張含有 圖表, 設計 的圖片&#10;&#10;AI 產生的內容可能不正確。"/>
+                    <pic:cNvPicPr/>
+                  </pic:nvPicPr>
+                  <pic:blipFill>
+                    <a:blip r:embed="rId12">
+                      <a:extLst>
+                        <a:ext uri="{28A0092B-C50C-407E-A947-70E740481C1C}">
+                          <a14:useLocalDpi xmlns:a14="http://schemas.microsoft.com/office/drawing/2010/main" val="0"/>
+                        </a:ext>
+                      </a:extLst>
+                    </a:blip>
+                    <a:stretch>
+                      <a:fillRect/>
+                    </a:stretch>
+                  </pic:blipFill>
+                  <pic:spPr>
+                    <a:xfrm>
+                      <a:off x="0" y="0"/>
+                      <a:ext cx="3440430" cy="8863330"/>
+                    </a:xfrm>
+                    <a:prstGeom prst="rect">
+                      <a:avLst/>
+                    </a:prstGeom>
+                  </pic:spPr>
+                </pic:pic>
+              </a:graphicData>
+            </a:graphic>
+          </wp:inline>
+        </w:drawing>
+      </w:r>
+    </w:p>
+    <w:p>
+      <w:pPr>
+        <w:rPr>
+          <w:rFonts w:ascii="標楷體" w:eastAsia="標楷體" w:hAnsi="標楷體"/>
+        </w:rPr>
+      </w:pPr>
+      <w:r>
+        <w:rPr>
+          <w:rFonts w:ascii="標楷體" w:eastAsia="標楷體" w:hAnsi="標楷體" w:hint="eastAsia"/>
+        </w:rPr>
+        <w:lastRenderedPageBreak/>
+        <w:t>3.顧客編輯購物車</w:t>
+      </w:r>
+    </w:p>
+    <w:p>
+      <w:pPr>
+        <w:rPr>
+          <w:rFonts w:ascii="標楷體" w:eastAsia="標楷體" w:hAnsi="標楷體"/>
+        </w:rPr>
+      </w:pPr>
+      <w:r>
+        <w:rPr>
+          <w:rFonts w:ascii="標楷體" w:eastAsia="標楷體" w:hAnsi="標楷體" w:hint="eastAsia"/>
+          <w:noProof/>
+        </w:rPr>
+        <w:lastRenderedPageBreak/>
+        <w:drawing>
+          <wp:inline distT="0" distB="0" distL="0" distR="0" wp14:anchorId="089892A1" wp14:editId="448566D2">
+            <wp:extent cx="3600450" cy="8863330"/>
+            <wp:effectExtent l="0" t="0" r="0" b="0"/>
+            <wp:docPr id="1277312087" name="圖片 5" descr="一張含有 螢幕擷取畫面, 平面設計, 圖形, 黑與白 的圖片&#10;&#10;AI 產生的內容可能不正確。"/>
+            <wp:cNvGraphicFramePr>
+              <a:graphicFrameLocks xmlns:a="http://schemas.openxmlformats.org/drawingml/2006/main" noChangeAspect="1"/>
+            </wp:cNvGraphicFramePr>
+            <a:graphic xmlns:a="http://schemas.openxmlformats.org/drawingml/2006/main">
+              <a:graphicData uri="http://schemas.openxmlformats.org/drawingml/2006/picture">
+                <pic:pic xmlns:pic="http://schemas.openxmlformats.org/drawingml/2006/picture">
+                  <pic:nvPicPr>
+                    <pic:cNvPr id="1277312087" name="圖片 5" descr="一張含有 螢幕擷取畫面, 平面設計, 圖形, 黑與白 的圖片&#10;&#10;AI 產生的內容可能不正確。"/>
+                    <pic:cNvPicPr/>
+                  </pic:nvPicPr>
+                  <pic:blipFill>
+                    <a:blip r:embed="rId13">
+                      <a:extLst>
+                        <a:ext uri="{28A0092B-C50C-407E-A947-70E740481C1C}">
+                          <a14:useLocalDpi xmlns:a14="http://schemas.microsoft.com/office/drawing/2010/main" val="0"/>
+                        </a:ext>
+                      </a:extLst>
+                    </a:blip>
+                    <a:stretch>
+                      <a:fillRect/>
+                    </a:stretch>
+                  </pic:blipFill>
+                  <pic:spPr>
+                    <a:xfrm>
+                      <a:off x="0" y="0"/>
+                      <a:ext cx="3600450" cy="8863330"/>
+                    </a:xfrm>
+                    <a:prstGeom prst="rect">
+                      <a:avLst/>
+                    </a:prstGeom>
+                  </pic:spPr>
+                </pic:pic>
+              </a:graphicData>
+            </a:graphic>
+          </wp:inline>
+        </w:drawing>
+      </w:r>
+    </w:p>
+    <w:p>
+      <w:pPr>
+        <w:rPr>
+          <w:rFonts w:ascii="標楷體" w:eastAsia="標楷體" w:hAnsi="標楷體"/>
+          <w:sz w:val="28"/>
+          <w:szCs w:val="28"/>
+        </w:rPr>
+      </w:pPr>
+      <w:r>
+        <w:rPr>
+          <w:rFonts w:ascii="標楷體" w:eastAsia="標楷體" w:hAnsi="標楷體" w:hint="eastAsia"/>
+          <w:sz w:val="28"/>
+          <w:szCs w:val="28"/>
+        </w:rPr>
+        <w:lastRenderedPageBreak/>
+        <w:t xml:space="preserve">四、 </w:t>
+      </w:r>
+      <w:r>
+        <w:rPr>
+          <w:rFonts w:ascii="標楷體" w:eastAsia="標楷體" w:hAnsi="標楷體"/>
+          <w:sz w:val="28"/>
+          <w:szCs w:val="28"/>
+        </w:rPr>
+        <w:t>系統開發工具與使用環境</w:t>
+      </w:r>
+    </w:p>
+    <w:p>
+      <w:pPr>
+        <w:rPr>
+          <w:rFonts w:ascii="標楷體" w:eastAsia="標楷體" w:hAnsi="標楷體"/>
+          <w:sz w:val="28"/>
+          <w:szCs w:val="28"/>
+        </w:rPr>
+      </w:pPr>
+      <w:r>
+        <w:rPr>
+          <w:rFonts w:ascii="標楷體" w:eastAsia="標楷體" w:hAnsi="標楷體"/>
+          <w:sz w:val="28"/>
+          <w:szCs w:val="28"/>
+        </w:rPr>
+        <w:t>詳細說明使用的開發工具</w:t>
+      </w:r>
+    </w:p>
+    <w:p>
+      <w:pPr>
+        <w:rPr>
+          <w:rFonts w:ascii="標楷體" w:eastAsia="標楷體" w:hAnsi="標楷體"/>
+        </w:rPr>
+      </w:pPr>
+      <w:r>
+        <w:rPr>
+          <w:rFonts w:ascii="標楷體" w:eastAsia="標楷體" w:hAnsi="標楷體"/>
+        </w:rPr>
+        <w:t>程式碼編輯器:VS Code</w:t>
+      </w:r>
+    </w:p>
+    <w:p>
+      <w:pPr>
+        <w:rPr>
+          <w:rFonts w:ascii="標楷體" w:eastAsia="標楷體" w:hAnsi="標楷體"/>
+        </w:rPr>
+      </w:pPr>
+      <w:r>
+        <w:rPr>
+          <w:rFonts w:ascii="標楷體" w:eastAsia="標楷體" w:hAnsi="標楷體"/>
+        </w:rPr>
+        <w:t>執行環境:Node.js</w:t>
+      </w:r>
+    </w:p>
+    <w:p>
+      <w:pPr>
+        <w:rPr>
+          <w:rFonts w:ascii="標楷體" w:eastAsia="標楷體" w:hAnsi="標楷體"/>
+        </w:rPr>
+      </w:pPr>
+      <w:r>
+        <w:rPr>
+          <w:rFonts w:ascii="標楷體" w:eastAsia="標楷體" w:hAnsi="標楷體"/>
+        </w:rPr>
+        <w:t>套件管理器:</w:t>
+      </w:r>
+      <w:proofErr w:type="spellStart"/>
+      <w:r>
+        <w:rPr>
+          <w:rFonts w:ascii="標楷體" w:eastAsia="標楷體" w:hAnsi="標楷體"/>
+        </w:rPr>
+        <w:t>npm</w:t>
+      </w:r>
+      <w:proofErr w:type="spellEnd"/>
+    </w:p>
+    <w:p>
+      <w:pPr>
+        <w:rPr>
+          <w:rFonts w:ascii="標楷體" w:eastAsia="標楷體" w:hAnsi="標楷體"/>
+        </w:rPr>
+      </w:pPr>
+      <w:r>
+        <w:rPr>
+          <w:rFonts w:ascii="標楷體" w:eastAsia="標楷體" w:hAnsi="標楷體"/>
+        </w:rPr>
+        <w:t>版本控制:Git</w:t>
+      </w:r>
+    </w:p>
+    <w:p>
+      <w:pPr>
+        <w:rPr>
+          <w:rFonts w:ascii="標楷體" w:eastAsia="標楷體" w:hAnsi="標楷體"/>
+        </w:rPr>
+      </w:pPr>
+      <w:r>
+        <w:rPr>
+          <w:rFonts w:ascii="標楷體" w:eastAsia="標楷體" w:hAnsi="標楷體"/>
+        </w:rPr>
+        <w:t>GUI 工具:GitHub Desktop</w:t>
+      </w:r>
+    </w:p>
+    <w:p>
+      <w:pPr>
+        <w:rPr>
+          <w:rFonts w:ascii="標楷體" w:eastAsia="標楷體" w:hAnsi="標楷體"/>
+        </w:rPr>
+      </w:pPr>
+      <w:r>
+        <w:rPr>
+          <w:rFonts w:ascii="標楷體" w:eastAsia="標楷體" w:hAnsi="標楷體"/>
+        </w:rPr>
+        <w:t>API 測試:瀏覽器</w:t>
+      </w:r>
+    </w:p>
+    <w:p>
+      <w:pPr>
+        <w:rPr>
+          <w:rFonts w:ascii="標楷體" w:eastAsia="標楷體" w:hAnsi="標楷體"/>
+        </w:rPr>
+      </w:pPr>
+      <w:r>
+        <w:rPr>
+          <w:rFonts w:ascii="標楷體" w:eastAsia="標楷體" w:hAnsi="標楷體"/>
+        </w:rPr>
+        <w:t>瀏覽器:Google Chrome (開發者工具F12除錯和測試)</w:t>
+      </w:r>
+    </w:p>
+    <w:p>
+      <w:pPr>
+        <w:rPr>
+          <w:rFonts w:ascii="標楷體" w:eastAsia="標楷體" w:hAnsi="標楷體"/>
+        </w:rPr>
+      </w:pPr>
+      <w:r>
+        <w:rPr>
+          <w:rFonts w:ascii="標楷體" w:eastAsia="標楷體" w:hAnsi="標楷體"/>
+        </w:rPr>
+        <w:t>設計圖表:Draw.io</w:t>
+      </w:r>
+    </w:p>
+    <w:p>
+      <w:pPr>
+        <w:rPr>
+          <w:rFonts w:ascii="標楷體" w:eastAsia="標楷體" w:hAnsi="標楷體"/>
+        </w:rPr>
+      </w:pPr>
+    </w:p>
+    <w:p>
+      <w:pPr>
+        <w:rPr>
+          <w:rFonts w:ascii="標楷體" w:eastAsia="標楷體" w:hAnsi="標楷體"/>
+          <w:sz w:val="28"/>
+          <w:szCs w:val="28"/>
+        </w:rPr>
+      </w:pPr>
+      <w:r>
+        <w:rPr>
+          <w:rFonts w:ascii="標楷體" w:eastAsia="標楷體" w:hAnsi="標楷體"/>
+          <w:sz w:val="28"/>
+          <w:szCs w:val="28"/>
+        </w:rPr>
+        <w:t>描述系統的運行環境要求</w:t>
+      </w:r>
+    </w:p>
+    <w:p>
+      <w:pPr>
+        <w:rPr>
+          <w:rFonts w:ascii="標楷體" w:eastAsia="標楷體" w:hAnsi="標楷體"/>
+        </w:rPr>
+      </w:pPr>
+      <w:r>
+        <w:rPr>
+          <w:rFonts w:ascii="標楷體" w:eastAsia="標楷體" w:hAnsi="標楷體"/>
+        </w:rPr>
+        <w:t>後端:安裝Node.js的作業系統</w:t>
+      </w:r>
+    </w:p>
+    <w:p>
+      <w:pPr>
+        <w:rPr>
+          <w:rFonts w:ascii="標楷體" w:eastAsia="標楷體" w:hAnsi="標楷體"/>
+        </w:rPr>
+      </w:pPr>
+      <w:r>
+        <w:rPr>
+          <w:rFonts w:ascii="標楷體" w:eastAsia="標楷體" w:hAnsi="標楷體"/>
+        </w:rPr>
+        <w:t>前端:支援JavaScript與CSS Flexbox/Grid的網頁瀏覽器</w:t>
+      </w:r>
+    </w:p>
+    <w:p>
+      <w:pPr>
+        <w:rPr>
+          <w:rFonts w:ascii="標楷體" w:eastAsia="標楷體" w:hAnsi="標楷體"/>
+        </w:rPr>
+      </w:pPr>
+      <w:r>
+        <w:rPr>
+          <w:rFonts w:ascii="標楷體" w:eastAsia="標楷體" w:hAnsi="標楷體"/>
+        </w:rPr>
+        <w:t>資料庫:無需安裝，SQLite資料庫(</w:t>
+      </w:r>
+      <w:proofErr w:type="spellStart"/>
+      <w:r>
+        <w:rPr>
+          <w:rFonts w:ascii="標楷體" w:eastAsia="標楷體" w:hAnsi="標楷體"/>
+        </w:rPr>
+        <w:t>database.db</w:t>
+      </w:r>
+      <w:proofErr w:type="spellEnd"/>
+      <w:r>
+        <w:rPr>
+          <w:rFonts w:ascii="標楷體" w:eastAsia="標楷體" w:hAnsi="標楷體"/>
+        </w:rPr>
+        <w:t>)自動在</w:t>
+      </w:r>
+      <w:proofErr w:type="gramStart"/>
+      <w:r>
+        <w:rPr>
+          <w:rFonts w:ascii="標楷體" w:eastAsia="標楷體" w:hAnsi="標楷體"/>
+        </w:rPr>
+        <w:t>後端根目錄</w:t>
+      </w:r>
+      <w:proofErr w:type="gramEnd"/>
+      <w:r>
+        <w:rPr>
+          <w:rFonts w:ascii="標楷體" w:eastAsia="標楷體" w:hAnsi="標楷體"/>
+        </w:rPr>
+        <w:t>建立</w:t>
+      </w:r>
+    </w:p>
+    <w:p>
+      <w:pPr>
+        <w:rPr>
+          <w:rFonts w:ascii="標楷體" w:eastAsia="標楷體" w:hAnsi="標楷體"/>
+        </w:rPr>
+      </w:pPr>
+    </w:p>
+    <w:p>
+      <w:pPr>
+        <w:rPr>
+          <w:rFonts w:ascii="標楷體" w:eastAsia="標楷體" w:hAnsi="標楷體"/>
+          <w:sz w:val="28"/>
+          <w:szCs w:val="28"/>
+        </w:rPr>
+      </w:pPr>
+      <w:r>
+        <w:rPr>
+          <w:rFonts w:ascii="標楷體" w:eastAsia="標楷體" w:hAnsi="標楷體" w:hint="eastAsia"/>
+          <w:sz w:val="28"/>
+          <w:szCs w:val="28"/>
+        </w:rPr>
+        <w:t xml:space="preserve">五、 </w:t>
+      </w:r>
+      <w:r>
+        <w:rPr>
+          <w:rFonts w:ascii="標楷體" w:eastAsia="標楷體" w:hAnsi="標楷體"/>
+          <w:sz w:val="28"/>
+          <w:szCs w:val="28"/>
+        </w:rPr>
+        <w:t>系統實作及實驗結果</w:t>
+      </w:r>
+    </w:p>
+    <w:p>
+      <w:pPr>
+        <w:rPr>
+          <w:rFonts w:ascii="標楷體" w:eastAsia="標楷體" w:hAnsi="標楷體"/>
+          <w:sz w:val="28"/>
+          <w:szCs w:val="28"/>
+        </w:rPr>
+      </w:pPr>
+      <w:r>
+        <w:rPr>
+          <w:rFonts w:ascii="標楷體" w:eastAsia="標楷體" w:hAnsi="標楷體"/>
+          <w:sz w:val="28"/>
+          <w:szCs w:val="28"/>
+        </w:rPr>
+        <w:t>系統功能的詳細描述</w:t>
+      </w:r>
+    </w:p>
+    <w:p>
+      <w:pPr>
+        <w:rPr>
+          <w:rFonts w:ascii="標楷體" w:eastAsia="標楷體" w:hAnsi="標楷體"/>
+        </w:rPr>
+      </w:pPr>
+      <w:r>
+        <w:rPr>
+          <w:rFonts w:ascii="標楷體" w:eastAsia="標楷體" w:hAnsi="標楷體" w:hint="eastAsia"/>
+        </w:rPr>
+        <w:t>使用</w:t>
+      </w:r>
+      <w:r>
+        <w:rPr>
+          <w:rFonts w:ascii="標楷體" w:eastAsia="標楷體" w:hAnsi="標楷體"/>
+        </w:rPr>
+        <w:t>React的狀態管理和Node.js的API路由</w:t>
+      </w:r>
+      <w:r>
+        <w:rPr>
+          <w:rFonts w:ascii="標楷體" w:eastAsia="標楷體" w:hAnsi="標楷體" w:hint="eastAsia"/>
+        </w:rPr>
+        <w:t>完成</w:t>
+      </w:r>
+      <w:r>
+        <w:rPr>
+          <w:rFonts w:ascii="標楷體" w:eastAsia="標楷體" w:hAnsi="標楷體"/>
+        </w:rPr>
+        <w:t>動態互動</w:t>
+      </w:r>
+    </w:p>
+    <w:p>
+      <w:pPr>
+        <w:rPr>
+          <w:rFonts w:ascii="標楷體" w:eastAsia="標楷體" w:hAnsi="標楷體"/>
+        </w:rPr>
+      </w:pPr>
+      <w:r>
+        <w:rPr>
+          <w:rFonts w:ascii="標楷體" w:eastAsia="標楷體" w:hAnsi="標楷體" w:hint="eastAsia"/>
+        </w:rPr>
+        <w:t>1.</w:t>
+      </w:r>
+      <w:r>
+        <w:rPr>
+          <w:rFonts w:ascii="標楷體" w:eastAsia="標楷體" w:hAnsi="標楷體"/>
+        </w:rPr>
+        <w:t>前端 - 菜單篩選(</w:t>
+      </w:r>
+      <w:proofErr w:type="spellStart"/>
+      <w:r>
+        <w:rPr>
+          <w:rFonts w:ascii="標楷體" w:eastAsia="標楷體" w:hAnsi="標楷體"/>
+        </w:rPr>
+        <w:t>MealList.jsx</w:t>
+      </w:r>
+      <w:proofErr w:type="spellEnd"/>
+      <w:r>
+        <w:rPr>
+          <w:rFonts w:ascii="標楷體" w:eastAsia="標楷體" w:hAnsi="標楷體"/>
+        </w:rPr>
+        <w:t>)</w:t>
+      </w:r>
+    </w:p>
+    <w:p>
+      <w:pPr>
+        <w:pStyle w:val="a9"/>
+        <w:numPr>
+          <w:ilvl w:val="0"/>
+          <w:numId w:val="31"/>
+        </w:numPr>
+        <w:rPr>
+          <w:rFonts w:ascii="標楷體" w:eastAsia="標楷體" w:hAnsi="標楷體"/>
+        </w:rPr>
+      </w:pPr>
+      <w:r>
+        <w:rPr>
+          <w:rFonts w:ascii="標楷體" w:eastAsia="標楷體" w:hAnsi="標楷體"/>
+        </w:rPr>
+        <w:t>使用</w:t>
+      </w:r>
+      <w:proofErr w:type="spellStart"/>
+      <w:r>
+        <w:rPr>
+          <w:rFonts w:ascii="標楷體" w:eastAsia="標楷體" w:hAnsi="標楷體"/>
+        </w:rPr>
+        <w:t>useState</w:t>
+      </w:r>
+      <w:proofErr w:type="spellEnd"/>
+      <w:r>
+        <w:rPr>
+          <w:rFonts w:ascii="標楷體" w:eastAsia="標楷體" w:hAnsi="標楷體"/>
+        </w:rPr>
+        <w:t xml:space="preserve">儲存meals, categories, </w:t>
+      </w:r>
+      <w:proofErr w:type="spellStart"/>
+      <w:r>
+        <w:rPr>
+          <w:rFonts w:ascii="標楷體" w:eastAsia="標楷體" w:hAnsi="標楷體"/>
+        </w:rPr>
+        <w:t>selectedCategoryId</w:t>
+      </w:r>
+      <w:proofErr w:type="spellEnd"/>
+      <w:r>
+        <w:rPr>
+          <w:rFonts w:ascii="標楷體" w:eastAsia="標楷體" w:hAnsi="標楷體"/>
+        </w:rPr>
+        <w:t>狀態</w:t>
+      </w:r>
+    </w:p>
+    <w:p>
+      <w:pPr>
+        <w:pStyle w:val="a9"/>
+        <w:numPr>
+          <w:ilvl w:val="0"/>
+          <w:numId w:val="31"/>
+        </w:numPr>
+        <w:rPr>
+          <w:rFonts w:ascii="標楷體" w:eastAsia="標楷體" w:hAnsi="標楷體"/>
+        </w:rPr>
+      </w:pPr>
+      <w:r>
+        <w:rPr>
+          <w:rFonts w:ascii="標楷體" w:eastAsia="標楷體" w:hAnsi="標楷體"/>
+        </w:rPr>
+        <w:t>使用</w:t>
+      </w:r>
+      <w:proofErr w:type="spellStart"/>
+      <w:r>
+        <w:rPr>
+          <w:rFonts w:ascii="標楷體" w:eastAsia="標楷體" w:hAnsi="標楷體"/>
+        </w:rPr>
+        <w:t>useEffect</w:t>
+      </w:r>
+      <w:proofErr w:type="spellEnd"/>
+      <w:r>
+        <w:rPr>
+          <w:rFonts w:ascii="標楷體" w:eastAsia="標楷體" w:hAnsi="標楷體"/>
+        </w:rPr>
+        <w:t>搭配[]依賴，在頁面</w:t>
+      </w:r>
+      <w:r>
+        <w:rPr>
+          <w:rFonts w:ascii="標楷體" w:eastAsia="標楷體" w:hAnsi="標楷體" w:hint="eastAsia"/>
+        </w:rPr>
+        <w:t>第一次</w:t>
+      </w:r>
+      <w:r>
+        <w:rPr>
+          <w:rFonts w:ascii="標楷體" w:eastAsia="標楷體" w:hAnsi="標楷體"/>
+        </w:rPr>
+        <w:t>載入時並行呼</w:t>
+      </w:r>
+      <w:r>
+        <w:rPr>
+          <w:rFonts w:ascii="標楷體" w:eastAsia="標楷體" w:hAnsi="標楷體" w:hint="eastAsia"/>
+        </w:rPr>
+        <w:t>叫</w:t>
+      </w:r>
+      <w:proofErr w:type="spellStart"/>
+      <w:r>
+        <w:rPr>
+          <w:rFonts w:ascii="標楷體" w:eastAsia="標楷體" w:hAnsi="標楷體"/>
+        </w:rPr>
+        <w:lastRenderedPageBreak/>
+        <w:t>fetchCategories</w:t>
+      </w:r>
+      <w:proofErr w:type="spellEnd"/>
+      <w:r>
+        <w:rPr>
+          <w:rFonts w:ascii="標楷體" w:eastAsia="標楷體" w:hAnsi="標楷體"/>
+        </w:rPr>
+        <w:t>()和</w:t>
+      </w:r>
+      <w:proofErr w:type="spellStart"/>
+      <w:r>
+        <w:rPr>
+          <w:rFonts w:ascii="標楷體" w:eastAsia="標楷體" w:hAnsi="標楷體"/>
+        </w:rPr>
+        <w:t>fetchMeals</w:t>
+      </w:r>
+      <w:proofErr w:type="spellEnd"/>
+      <w:r>
+        <w:rPr>
+          <w:rFonts w:ascii="標楷體" w:eastAsia="標楷體" w:hAnsi="標楷體"/>
+        </w:rPr>
+        <w:t>(null) (獲取全部分類與餐點)</w:t>
+      </w:r>
+    </w:p>
+    <w:p>
+      <w:pPr>
+        <w:pStyle w:val="a9"/>
+        <w:numPr>
+          <w:ilvl w:val="0"/>
+          <w:numId w:val="31"/>
+        </w:numPr>
+        <w:rPr>
+          <w:rFonts w:ascii="標楷體" w:eastAsia="標楷體" w:hAnsi="標楷體"/>
+        </w:rPr>
+      </w:pPr>
+      <w:r>
+        <w:rPr>
+          <w:rFonts w:ascii="標楷體" w:eastAsia="標楷體" w:hAnsi="標楷體"/>
+        </w:rPr>
+        <w:t>分類按鈕</w:t>
+      </w:r>
+      <w:proofErr w:type="spellStart"/>
+      <w:r>
+        <w:rPr>
+          <w:rFonts w:ascii="標楷體" w:eastAsia="標楷體" w:hAnsi="標楷體"/>
+        </w:rPr>
+        <w:t>onClick</w:t>
+      </w:r>
+      <w:proofErr w:type="spellEnd"/>
+      <w:r>
+        <w:rPr>
+          <w:rFonts w:ascii="標楷體" w:eastAsia="標楷體" w:hAnsi="標楷體"/>
+        </w:rPr>
+        <w:t>時，會呼叫</w:t>
+      </w:r>
+      <w:proofErr w:type="spellStart"/>
+      <w:r>
+        <w:rPr>
+          <w:rFonts w:ascii="標楷體" w:eastAsia="標楷體" w:hAnsi="標楷體"/>
+        </w:rPr>
+        <w:t>handleCategoryClick</w:t>
+      </w:r>
+      <w:proofErr w:type="spellEnd"/>
+      <w:r>
+        <w:rPr>
+          <w:rFonts w:ascii="標楷體" w:eastAsia="標楷體" w:hAnsi="標楷體"/>
+        </w:rPr>
+        <w:t>(</w:t>
+      </w:r>
+      <w:proofErr w:type="spellStart"/>
+      <w:r>
+        <w:rPr>
+          <w:rFonts w:ascii="標楷體" w:eastAsia="標楷體" w:hAnsi="標楷體"/>
+        </w:rPr>
+        <w:t>categoryId</w:t>
+      </w:r>
+      <w:proofErr w:type="spellEnd"/>
+      <w:r>
+        <w:rPr>
+          <w:rFonts w:ascii="標楷體" w:eastAsia="標楷體" w:hAnsi="標楷體"/>
+        </w:rPr>
+        <w:t>)，此函數會：</w:t>
+      </w:r>
+    </w:p>
+    <w:p>
+      <w:pPr>
+        <w:rPr>
+          <w:rFonts w:ascii="標楷體" w:eastAsia="標楷體" w:hAnsi="標楷體"/>
+        </w:rPr>
+      </w:pPr>
+      <w:r>
+        <w:rPr>
+          <w:rFonts w:ascii="標楷體" w:eastAsia="標楷體" w:hAnsi="標楷體" w:hint="eastAsia"/>
+        </w:rPr>
+        <w:t xml:space="preserve">          1.</w:t>
+      </w:r>
+      <w:r>
+        <w:rPr>
+          <w:rFonts w:ascii="標楷體" w:eastAsia="標楷體" w:hAnsi="標楷體"/>
+        </w:rPr>
+        <w:t>setSelectedCategoryId(</w:t>
+      </w:r>
+      <w:proofErr w:type="spellStart"/>
+      <w:r>
+        <w:rPr>
+          <w:rFonts w:ascii="標楷體" w:eastAsia="標楷體" w:hAnsi="標楷體"/>
+        </w:rPr>
+        <w:t>categoryId</w:t>
+      </w:r>
+      <w:proofErr w:type="spellEnd"/>
+      <w:r>
+        <w:rPr>
+          <w:rFonts w:ascii="標楷體" w:eastAsia="標楷體" w:hAnsi="標楷體"/>
+        </w:rPr>
+        <w:t>) (切換按鈕的 CSS 樣式)</w:t>
+      </w:r>
+    </w:p>
+    <w:p>
+      <w:pPr>
+        <w:rPr>
+          <w:rFonts w:ascii="標楷體" w:eastAsia="標楷體" w:hAnsi="標楷體"/>
+        </w:rPr>
+      </w:pPr>
+      <w:r>
+        <w:rPr>
+          <w:rFonts w:ascii="標楷體" w:eastAsia="標楷體" w:hAnsi="標楷體" w:hint="eastAsia"/>
+        </w:rPr>
+        <w:t xml:space="preserve">          2.</w:t>
+      </w:r>
+      <w:r>
+        <w:rPr>
+          <w:rFonts w:ascii="標楷體" w:eastAsia="標楷體" w:hAnsi="標楷體"/>
+        </w:rPr>
+        <w:t>fetchMeals(</w:t>
+      </w:r>
+      <w:proofErr w:type="spellStart"/>
+      <w:r>
+        <w:rPr>
+          <w:rFonts w:ascii="標楷體" w:eastAsia="標楷體" w:hAnsi="標楷體"/>
+        </w:rPr>
+        <w:t>categoryId</w:t>
+      </w:r>
+      <w:proofErr w:type="spellEnd"/>
+      <w:r>
+        <w:rPr>
+          <w:rFonts w:ascii="標楷體" w:eastAsia="標楷體" w:hAnsi="標楷體"/>
+        </w:rPr>
+        <w:t>)呼叫後端AP來獲取篩選後的餐點資料</w:t>
+      </w:r>
+      <w:r>
+        <w:rPr>
+          <w:rFonts w:ascii="標楷體" w:eastAsia="標楷體" w:hAnsi="標楷體" w:hint="eastAsia"/>
+        </w:rPr>
+        <w:t>並</w:t>
+      </w:r>
+      <w:r>
+        <w:rPr>
+          <w:rFonts w:ascii="標楷體" w:eastAsia="標楷體" w:hAnsi="標楷體"/>
+        </w:rPr>
+        <w:t>更新meals狀態</w:t>
+      </w:r>
+    </w:p>
+    <w:p>
+      <w:pPr>
+        <w:rPr>
+          <w:rFonts w:ascii="標楷體" w:eastAsia="標楷體" w:hAnsi="標楷體"/>
+        </w:rPr>
+      </w:pPr>
+      <w:r>
+        <w:rPr>
+          <w:rFonts w:ascii="標楷體" w:eastAsia="標楷體" w:hAnsi="標楷體"/>
+        </w:rPr>
+        <w:t>2.前端 - 客製化與購物車(</w:t>
+      </w:r>
+      <w:proofErr w:type="spellStart"/>
+      <w:r>
+        <w:rPr>
+          <w:rFonts w:ascii="標楷體" w:eastAsia="標楷體" w:hAnsi="標楷體"/>
+        </w:rPr>
+        <w:t>MealCard.jsx</w:t>
+      </w:r>
+      <w:proofErr w:type="spellEnd"/>
+      <w:r>
+        <w:rPr>
+          <w:rFonts w:ascii="標楷體" w:eastAsia="標楷體" w:hAnsi="標楷體"/>
+        </w:rPr>
+        <w:t xml:space="preserve"> &amp; </w:t>
+      </w:r>
+      <w:proofErr w:type="spellStart"/>
+      <w:r>
+        <w:rPr>
+          <w:rFonts w:ascii="標楷體" w:eastAsia="標楷體" w:hAnsi="標楷體"/>
+        </w:rPr>
+        <w:t>App.jsx</w:t>
+      </w:r>
+      <w:proofErr w:type="spellEnd"/>
+      <w:r>
+        <w:rPr>
+          <w:rFonts w:ascii="標楷體" w:eastAsia="標楷體" w:hAnsi="標楷體"/>
+        </w:rPr>
+        <w:t>)</w:t>
+      </w:r>
+    </w:p>
+    <w:p>
+      <w:pPr>
+        <w:pStyle w:val="a9"/>
+        <w:numPr>
+          <w:ilvl w:val="0"/>
+          <w:numId w:val="30"/>
+        </w:numPr>
+        <w:rPr>
+          <w:rFonts w:ascii="標楷體" w:eastAsia="標楷體" w:hAnsi="標楷體"/>
+        </w:rPr>
+      </w:pPr>
+      <w:proofErr w:type="spellStart"/>
+      <w:r>
+        <w:rPr>
+          <w:rFonts w:ascii="標楷體" w:eastAsia="標楷體" w:hAnsi="標楷體"/>
+        </w:rPr>
+        <w:t>MealCard.jsx</w:t>
+      </w:r>
+      <w:proofErr w:type="spellEnd"/>
+      <w:r>
+        <w:rPr>
+          <w:rFonts w:ascii="標楷體" w:eastAsia="標楷體" w:hAnsi="標楷體"/>
+        </w:rPr>
+        <w:t>內部有自己</w:t>
+      </w:r>
+      <w:r>
+        <w:rPr>
+          <w:rFonts w:ascii="標楷體" w:eastAsia="標楷體" w:hAnsi="標楷體" w:hint="eastAsia"/>
+        </w:rPr>
+        <w:t>的</w:t>
+      </w:r>
+      <w:proofErr w:type="spellStart"/>
+      <w:r>
+        <w:rPr>
+          <w:rFonts w:ascii="標楷體" w:eastAsia="標楷體" w:hAnsi="標楷體"/>
+        </w:rPr>
+        <w:t>selectedOptions</w:t>
+      </w:r>
+      <w:proofErr w:type="spellEnd"/>
+      <w:r>
+        <w:rPr>
+          <w:rFonts w:ascii="標楷體" w:eastAsia="標楷體" w:hAnsi="標楷體"/>
+        </w:rPr>
+        <w:t>狀態(</w:t>
+      </w:r>
+      <w:proofErr w:type="spellStart"/>
+      <w:r>
+        <w:rPr>
+          <w:rFonts w:ascii="標楷體" w:eastAsia="標楷體" w:hAnsi="標楷體"/>
+        </w:rPr>
+        <w:t>useState</w:t>
+      </w:r>
+      <w:proofErr w:type="spellEnd"/>
+      <w:r>
+        <w:rPr>
+          <w:rFonts w:ascii="標楷體" w:eastAsia="標楷體" w:hAnsi="標楷體"/>
+        </w:rPr>
+        <w:t>)，用來追蹤勾選狀態</w:t>
+      </w:r>
+    </w:p>
+    <w:p>
+      <w:pPr>
+        <w:pStyle w:val="a9"/>
+        <w:numPr>
+          <w:ilvl w:val="0"/>
+          <w:numId w:val="30"/>
+        </w:numPr>
+        <w:rPr>
+          <w:rFonts w:ascii="標楷體" w:eastAsia="標楷體" w:hAnsi="標楷體"/>
+        </w:rPr>
+      </w:pPr>
+      <w:r>
+        <w:rPr>
+          <w:rFonts w:ascii="標楷體" w:eastAsia="標楷體" w:hAnsi="標楷體"/>
+        </w:rPr>
+        <w:t>點擊「加入購物車」時，</w:t>
+      </w:r>
+      <w:proofErr w:type="spellStart"/>
+      <w:r>
+        <w:rPr>
+          <w:rFonts w:ascii="標楷體" w:eastAsia="標楷體" w:hAnsi="標楷體"/>
+        </w:rPr>
+        <w:t>MealCard.jsx</w:t>
+      </w:r>
+      <w:proofErr w:type="spellEnd"/>
+      <w:r>
+        <w:rPr>
+          <w:rFonts w:ascii="標楷體" w:eastAsia="標楷體" w:hAnsi="標楷體"/>
+        </w:rPr>
+        <w:t>會組合出一個包含客製化名稱和獨特ID(</w:t>
+      </w:r>
+      <w:proofErr w:type="spellStart"/>
+      <w:r>
+        <w:rPr>
+          <w:rFonts w:ascii="標楷體" w:eastAsia="標楷體" w:hAnsi="標楷體"/>
+        </w:rPr>
+        <w:t>uniqueCartId</w:t>
+      </w:r>
+      <w:proofErr w:type="spellEnd"/>
+      <w:r>
+        <w:rPr>
+          <w:rFonts w:ascii="標楷體" w:eastAsia="標楷體" w:hAnsi="標楷體"/>
+        </w:rPr>
+        <w:t>)的</w:t>
+      </w:r>
+      <w:proofErr w:type="spellStart"/>
+      <w:r>
+        <w:rPr>
+          <w:rFonts w:ascii="標楷體" w:eastAsia="標楷體" w:hAnsi="標楷體"/>
+        </w:rPr>
+        <w:t>customizedMeal</w:t>
+      </w:r>
+      <w:proofErr w:type="spellEnd"/>
+      <w:r>
+        <w:rPr>
+          <w:rFonts w:ascii="標楷體" w:eastAsia="標楷體" w:hAnsi="標楷體"/>
+        </w:rPr>
+        <w:t>物件</w:t>
+      </w:r>
+    </w:p>
+    <w:p>
+      <w:pPr>
+        <w:pStyle w:val="a9"/>
+        <w:numPr>
+          <w:ilvl w:val="0"/>
+          <w:numId w:val="30"/>
+        </w:numPr>
+        <w:rPr>
+          <w:rFonts w:ascii="標楷體" w:eastAsia="標楷體" w:hAnsi="標楷體"/>
+        </w:rPr>
+      </w:pPr>
+      <w:proofErr w:type="spellStart"/>
+      <w:r>
+        <w:rPr>
+          <w:rFonts w:ascii="標楷體" w:eastAsia="標楷體" w:hAnsi="標楷體"/>
+        </w:rPr>
+        <w:t>App.jsx</w:t>
+      </w:r>
+      <w:proofErr w:type="spellEnd"/>
+      <w:proofErr w:type="gramStart"/>
+      <w:r>
+        <w:rPr>
+          <w:rFonts w:ascii="標楷體" w:eastAsia="標楷體" w:hAnsi="標楷體"/>
+        </w:rPr>
+        <w:t>為根元件</w:t>
+      </w:r>
+      <w:proofErr w:type="gramEnd"/>
+      <w:r>
+        <w:rPr>
+          <w:rFonts w:ascii="標楷體" w:eastAsia="標楷體" w:hAnsi="標楷體"/>
+        </w:rPr>
+        <w:t>，儲存全</w:t>
+      </w:r>
+      <w:r>
+        <w:rPr>
+          <w:rFonts w:ascii="標楷體" w:eastAsia="標楷體" w:hAnsi="標楷體" w:hint="eastAsia"/>
+        </w:rPr>
+        <w:t>部</w:t>
+      </w:r>
+      <w:r>
+        <w:rPr>
+          <w:rFonts w:ascii="標楷體" w:eastAsia="標楷體" w:hAnsi="標楷體"/>
+        </w:rPr>
+        <w:t>的cart狀態</w:t>
+      </w:r>
+    </w:p>
+    <w:p>
+      <w:pPr>
+        <w:pStyle w:val="a9"/>
+        <w:numPr>
+          <w:ilvl w:val="0"/>
+          <w:numId w:val="30"/>
+        </w:numPr>
+        <w:rPr>
+          <w:rFonts w:ascii="標楷體" w:eastAsia="標楷體" w:hAnsi="標楷體"/>
+        </w:rPr>
+      </w:pPr>
+      <w:proofErr w:type="spellStart"/>
+      <w:r>
+        <w:rPr>
+          <w:rFonts w:ascii="標楷體" w:eastAsia="標楷體" w:hAnsi="標楷體"/>
+        </w:rPr>
+        <w:t>handleAddToCart</w:t>
+      </w:r>
+      <w:proofErr w:type="spellEnd"/>
+      <w:r>
+        <w:rPr>
+          <w:rFonts w:ascii="標楷體" w:eastAsia="標楷體" w:hAnsi="標楷體"/>
+        </w:rPr>
+        <w:t>函數會使用</w:t>
+      </w:r>
+      <w:proofErr w:type="spellStart"/>
+      <w:r>
+        <w:rPr>
+          <w:rFonts w:ascii="標楷體" w:eastAsia="標楷體" w:hAnsi="標楷體"/>
+        </w:rPr>
+        <w:t>uniqueCartId</w:t>
+      </w:r>
+      <w:proofErr w:type="spellEnd"/>
+      <w:r>
+        <w:rPr>
+          <w:rFonts w:ascii="標楷體" w:eastAsia="標楷體" w:hAnsi="標楷體"/>
+        </w:rPr>
+        <w:t xml:space="preserve">檢查商品是否已存在，如果存在quantity + 1，如果不存在則新增一筆{ meal: </w:t>
+      </w:r>
+      <w:proofErr w:type="spellStart"/>
+      <w:r>
+        <w:rPr>
+          <w:rFonts w:ascii="標楷體" w:eastAsia="標楷體" w:hAnsi="標楷體"/>
+        </w:rPr>
+        <w:t>customizedMeal</w:t>
+      </w:r>
+      <w:proofErr w:type="spellEnd"/>
+      <w:r>
+        <w:rPr>
+          <w:rFonts w:ascii="標楷體" w:eastAsia="標楷體" w:hAnsi="標楷體"/>
+        </w:rPr>
+        <w:t xml:space="preserve">, quantity: </w:t>
+      </w:r>
+      <w:proofErr w:type="gramStart"/>
+      <w:r>
+        <w:rPr>
+          <w:rFonts w:ascii="標楷體" w:eastAsia="標楷體" w:hAnsi="標楷體"/>
+        </w:rPr>
+        <w:t>1 }</w:t>
+      </w:r>
+      <w:proofErr w:type="gramEnd"/>
+    </w:p>
+    <w:p>
+      <w:pPr>
+        <w:rPr>
+          <w:rFonts w:ascii="標楷體" w:eastAsia="標楷體" w:hAnsi="標楷體"/>
+        </w:rPr>
+      </w:pPr>
+      <w:r>
+        <w:rPr>
+          <w:rFonts w:ascii="標楷體" w:eastAsia="標楷體" w:hAnsi="標楷體"/>
+        </w:rPr>
+        <w:t>3.後端 - 安全認證(server.js)</w:t>
+      </w:r>
+    </w:p>
+    <w:p>
+      <w:pPr>
+        <w:pStyle w:val="a9"/>
+        <w:numPr>
+          <w:ilvl w:val="0"/>
+          <w:numId w:val="32"/>
+        </w:numPr>
+        <w:rPr>
+          <w:rFonts w:ascii="標楷體" w:eastAsia="標楷體" w:hAnsi="標楷體"/>
+        </w:rPr>
+      </w:pPr>
+      <w:r>
+        <w:rPr>
+          <w:rFonts w:ascii="標楷體" w:eastAsia="標楷體" w:hAnsi="標楷體"/>
+        </w:rPr>
+        <w:t>儲存：建立admin表時，使用</w:t>
+      </w:r>
+      <w:proofErr w:type="spellStart"/>
+      <w:r>
+        <w:rPr>
+          <w:rFonts w:ascii="標楷體" w:eastAsia="標楷體" w:hAnsi="標楷體"/>
+        </w:rPr>
+        <w:t>bcrypt.hash</w:t>
+      </w:r>
+      <w:proofErr w:type="spellEnd"/>
+      <w:r>
+        <w:rPr>
+          <w:rFonts w:ascii="標楷體" w:eastAsia="標楷體" w:hAnsi="標楷體"/>
+        </w:rPr>
+        <w:t>()將'admin123'密碼</w:t>
+      </w:r>
+      <w:proofErr w:type="gramStart"/>
+      <w:r>
+        <w:rPr>
+          <w:rFonts w:ascii="標楷體" w:eastAsia="標楷體" w:hAnsi="標楷體"/>
+        </w:rPr>
+        <w:t>加密為</w:t>
+      </w:r>
+      <w:proofErr w:type="gramEnd"/>
+      <w:r>
+        <w:rPr>
+          <w:rFonts w:ascii="標楷體" w:eastAsia="標楷體" w:hAnsi="標楷體"/>
+        </w:rPr>
+        <w:t xml:space="preserve"> </w:t>
+      </w:r>
+      <w:proofErr w:type="spellStart"/>
+      <w:r>
+        <w:rPr>
+          <w:rFonts w:ascii="標楷體" w:eastAsia="標楷體" w:hAnsi="標楷體"/>
+        </w:rPr>
+        <w:t>password_hash</w:t>
+      </w:r>
+      <w:proofErr w:type="spellEnd"/>
+      <w:r>
+        <w:rPr>
+          <w:rFonts w:ascii="標楷體" w:eastAsia="標楷體" w:hAnsi="標楷體"/>
+        </w:rPr>
+        <w:t>存入</w:t>
+      </w:r>
+    </w:p>
+    <w:p>
+      <w:pPr>
+        <w:pStyle w:val="a9"/>
+        <w:numPr>
+          <w:ilvl w:val="0"/>
+          <w:numId w:val="32"/>
+        </w:numPr>
+        <w:rPr>
+          <w:rFonts w:ascii="標楷體" w:eastAsia="標楷體" w:hAnsi="標楷體"/>
+        </w:rPr>
+      </w:pPr>
+      <w:r>
+        <w:rPr>
+          <w:rFonts w:ascii="標楷體" w:eastAsia="標楷體" w:hAnsi="標楷體"/>
+        </w:rPr>
+        <w:t>登入(POST /</w:t>
+      </w:r>
+      <w:proofErr w:type="spellStart"/>
+      <w:r>
+        <w:rPr>
+          <w:rFonts w:ascii="標楷體" w:eastAsia="標楷體" w:hAnsi="標楷體"/>
+        </w:rPr>
+        <w:t>api</w:t>
+      </w:r>
+      <w:proofErr w:type="spellEnd"/>
+      <w:r>
+        <w:rPr>
+          <w:rFonts w:ascii="標楷體" w:eastAsia="標楷體" w:hAnsi="標楷體"/>
+        </w:rPr>
+        <w:t>/login)：收到</w:t>
+      </w:r>
+      <w:proofErr w:type="gramStart"/>
+      <w:r>
+        <w:rPr>
+          <w:rFonts w:ascii="標楷體" w:eastAsia="標楷體" w:hAnsi="標楷體"/>
+        </w:rPr>
+        <w:t>帳密後</w:t>
+      </w:r>
+      <w:proofErr w:type="gramEnd"/>
+      <w:r>
+        <w:rPr>
+          <w:rFonts w:ascii="標楷體" w:eastAsia="標楷體" w:hAnsi="標楷體"/>
+        </w:rPr>
+        <w:t xml:space="preserve">，先用帳號SELECT找出 </w:t>
+      </w:r>
+      <w:proofErr w:type="spellStart"/>
+      <w:r>
+        <w:rPr>
+          <w:rFonts w:ascii="標楷體" w:eastAsia="標楷體" w:hAnsi="標楷體"/>
+        </w:rPr>
+        <w:t>password_hash</w:t>
+      </w:r>
+      <w:proofErr w:type="spellEnd"/>
+      <w:r>
+        <w:rPr>
+          <w:rFonts w:ascii="標楷體" w:eastAsia="標楷體" w:hAnsi="標楷體"/>
+        </w:rPr>
+        <w:t>，再使用</w:t>
+      </w:r>
+      <w:proofErr w:type="spellStart"/>
+      <w:r>
+        <w:rPr>
+          <w:rFonts w:ascii="標楷體" w:eastAsia="標楷體" w:hAnsi="標楷體"/>
+        </w:rPr>
+        <w:t>bcrypt.compare</w:t>
+      </w:r>
+      <w:proofErr w:type="spellEnd"/>
+      <w:r>
+        <w:rPr>
+          <w:rFonts w:ascii="標楷體" w:eastAsia="標楷體" w:hAnsi="標楷體"/>
+        </w:rPr>
+        <w:t>()比較密碼</w:t>
+      </w:r>
+    </w:p>
+    <w:p>
+      <w:pPr>
+        <w:pStyle w:val="a9"/>
+        <w:numPr>
+          <w:ilvl w:val="0"/>
+          <w:numId w:val="32"/>
+        </w:numPr>
+        <w:rPr>
+          <w:rFonts w:ascii="標楷體" w:eastAsia="標楷體" w:hAnsi="標楷體"/>
+        </w:rPr>
+      </w:pPr>
+      <w:r>
+        <w:rPr>
+          <w:rFonts w:ascii="標楷體" w:eastAsia="標楷體" w:hAnsi="標楷體"/>
+        </w:rPr>
+        <w:t>簽發(</w:t>
+      </w:r>
+      <w:proofErr w:type="spellStart"/>
+      <w:r>
+        <w:rPr>
+          <w:rFonts w:ascii="標楷體" w:eastAsia="標楷體" w:hAnsi="標楷體"/>
+        </w:rPr>
+        <w:t>jwt.sign</w:t>
+      </w:r>
+      <w:proofErr w:type="spellEnd"/>
+      <w:r>
+        <w:rPr>
+          <w:rFonts w:ascii="標楷體" w:eastAsia="標楷體" w:hAnsi="標楷體"/>
+        </w:rPr>
+        <w:t>)：密碼正確後，使用JWT_SECRET簽發一個效期1小時的 Token</w:t>
+      </w:r>
+    </w:p>
+    <w:p>
+      <w:pPr>
+        <w:pStyle w:val="a9"/>
+        <w:numPr>
+          <w:ilvl w:val="0"/>
+          <w:numId w:val="32"/>
+        </w:numPr>
+        <w:rPr>
+          <w:rFonts w:ascii="標楷體" w:eastAsia="標楷體" w:hAnsi="標楷體"/>
+        </w:rPr>
+      </w:pPr>
+      <w:r>
+        <w:rPr>
+          <w:rFonts w:ascii="標楷體" w:eastAsia="標楷體" w:hAnsi="標楷體"/>
+        </w:rPr>
+        <w:t>守衛(</w:t>
+      </w:r>
+      <w:proofErr w:type="spellStart"/>
+      <w:r>
+        <w:rPr>
+          <w:rFonts w:ascii="標楷體" w:eastAsia="標楷體" w:hAnsi="標楷體"/>
+        </w:rPr>
+        <w:t>authenticateToken</w:t>
+      </w:r>
+      <w:proofErr w:type="spellEnd"/>
+      <w:r>
+        <w:rPr>
+          <w:rFonts w:ascii="標楷體" w:eastAsia="標楷體" w:hAnsi="標楷體"/>
+        </w:rPr>
+        <w:t>)：中介軟體，安插在所有/</w:t>
+      </w:r>
+      <w:proofErr w:type="spellStart"/>
+      <w:r>
+        <w:rPr>
+          <w:rFonts w:ascii="標楷體" w:eastAsia="標楷體" w:hAnsi="標楷體"/>
+        </w:rPr>
+        <w:t>api</w:t>
+      </w:r>
+      <w:proofErr w:type="spellEnd"/>
+      <w:r>
+        <w:rPr>
+          <w:rFonts w:ascii="標楷體" w:eastAsia="標楷體" w:hAnsi="標楷體"/>
+        </w:rPr>
+        <w:t>/admin/*路由上</w:t>
+      </w:r>
+      <w:r>
+        <w:rPr>
+          <w:rFonts w:ascii="標楷體" w:eastAsia="標楷體" w:hAnsi="標楷體" w:hint="eastAsia"/>
+        </w:rPr>
+        <w:t>，</w:t>
+      </w:r>
+      <w:r>
+        <w:rPr>
+          <w:rFonts w:ascii="標楷體" w:eastAsia="標楷體" w:hAnsi="標楷體"/>
+        </w:rPr>
+        <w:t>它會檢查請求Header中的</w:t>
+      </w:r>
+      <w:proofErr w:type="spellStart"/>
+      <w:r>
+        <w:rPr>
+          <w:rFonts w:ascii="標楷體" w:eastAsia="標楷體" w:hAnsi="標楷體"/>
+        </w:rPr>
+        <w:t>Authorization:Bearer</w:t>
+      </w:r>
+      <w:proofErr w:type="spellEnd"/>
+      <w:r>
+        <w:rPr>
+          <w:rFonts w:ascii="標楷體" w:eastAsia="標楷體" w:hAnsi="標楷體"/>
+        </w:rPr>
+        <w:t xml:space="preserve">&lt;Token&gt;，並使用 </w:t>
+      </w:r>
+      <w:proofErr w:type="spellStart"/>
+      <w:r>
+        <w:rPr>
+          <w:rFonts w:ascii="標楷體" w:eastAsia="標楷體" w:hAnsi="標楷體"/>
+        </w:rPr>
+        <w:t>jwt.verify</w:t>
+      </w:r>
+      <w:proofErr w:type="spellEnd"/>
+      <w:r>
+        <w:rPr>
+          <w:rFonts w:ascii="標楷體" w:eastAsia="標楷體" w:hAnsi="標楷體"/>
+        </w:rPr>
+        <w:t>()驗證 Token</w:t>
+      </w:r>
+      <w:r>
+        <w:rPr>
+          <w:rFonts w:ascii="標楷體" w:eastAsia="標楷體" w:hAnsi="標楷體" w:hint="eastAsia"/>
+        </w:rPr>
+        <w:t>，</w:t>
+      </w:r>
+      <w:r>
+        <w:rPr>
+          <w:rFonts w:ascii="標楷體" w:eastAsia="標楷體" w:hAnsi="標楷體"/>
+        </w:rPr>
+        <w:t>驗證失敗則回傳401/403，成功則呼叫next() 繼續執行API</w:t>
+      </w:r>
+    </w:p>
+    <w:p>
+      <w:pPr>
+        <w:rPr>
+          <w:rFonts w:ascii="標楷體" w:eastAsia="標楷體" w:hAnsi="標楷體"/>
+        </w:rPr>
+      </w:pPr>
+      <w:r>
+        <w:rPr>
+          <w:rFonts w:ascii="標楷體" w:eastAsia="標楷體" w:hAnsi="標楷體"/>
+        </w:rPr>
+        <w:t>4.後端 - 餐點CRUD(</w:t>
+      </w:r>
+      <w:proofErr w:type="spellStart"/>
+      <w:r>
+        <w:rPr>
+          <w:rFonts w:ascii="標楷體" w:eastAsia="標楷體" w:hAnsi="標楷體"/>
+        </w:rPr>
+        <w:t>AdminMealManager.jsx</w:t>
+      </w:r>
+      <w:proofErr w:type="spellEnd"/>
+      <w:r>
+        <w:rPr>
+          <w:rFonts w:ascii="標楷體" w:eastAsia="標楷體" w:hAnsi="標楷體"/>
+        </w:rPr>
+        <w:t xml:space="preserve"> &amp; server.js)</w:t>
+      </w:r>
+    </w:p>
+    <w:p>
+      <w:pPr>
+        <w:pStyle w:val="a9"/>
+        <w:numPr>
+          <w:ilvl w:val="0"/>
+          <w:numId w:val="33"/>
+        </w:numPr>
+        <w:rPr>
+          <w:rFonts w:ascii="標楷體" w:eastAsia="標楷體" w:hAnsi="標楷體"/>
+        </w:rPr>
+      </w:pPr>
+      <w:r>
+        <w:rPr>
+          <w:rFonts w:ascii="標楷體" w:eastAsia="標楷體" w:hAnsi="標楷體"/>
+        </w:rPr>
+        <w:t>Create:前端表單</w:t>
+      </w:r>
+      <w:proofErr w:type="spellStart"/>
+      <w:r>
+        <w:rPr>
+          <w:rFonts w:ascii="標楷體" w:eastAsia="標楷體" w:hAnsi="標楷體"/>
+        </w:rPr>
+        <w:t>onSubmit</w:t>
+      </w:r>
+      <w:proofErr w:type="spellEnd"/>
+      <w:r>
+        <w:rPr>
+          <w:rFonts w:ascii="標楷體" w:eastAsia="標楷體" w:hAnsi="標楷體"/>
+        </w:rPr>
+        <w:t>呼叫</w:t>
+      </w:r>
+      <w:proofErr w:type="spellStart"/>
+      <w:r>
+        <w:rPr>
+          <w:rFonts w:ascii="標楷體" w:eastAsia="標楷體" w:hAnsi="標楷體"/>
+        </w:rPr>
+        <w:t>handleAddMeal</w:t>
+      </w:r>
+      <w:proofErr w:type="spellEnd"/>
+      <w:r>
+        <w:rPr>
+          <w:rFonts w:ascii="標楷體" w:eastAsia="標楷體" w:hAnsi="標楷體"/>
+        </w:rPr>
+        <w:t>，</w:t>
+      </w:r>
+      <w:proofErr w:type="spellStart"/>
+      <w:r>
+        <w:rPr>
+          <w:rFonts w:ascii="標楷體" w:eastAsia="標楷體" w:hAnsi="標楷體"/>
+        </w:rPr>
+        <w:t>axios.post</w:t>
+      </w:r>
+      <w:proofErr w:type="spellEnd"/>
+      <w:r>
+        <w:rPr>
+          <w:rFonts w:ascii="標楷體" w:eastAsia="標楷體" w:hAnsi="標楷體"/>
+        </w:rPr>
+        <w:t>到POST /</w:t>
+      </w:r>
+      <w:proofErr w:type="spellStart"/>
+      <w:r>
+        <w:rPr>
+          <w:rFonts w:ascii="標楷體" w:eastAsia="標楷體" w:hAnsi="標楷體"/>
+        </w:rPr>
+        <w:t>api</w:t>
+      </w:r>
+      <w:proofErr w:type="spellEnd"/>
+      <w:r>
+        <w:rPr>
+          <w:rFonts w:ascii="標楷體" w:eastAsia="標楷體" w:hAnsi="標楷體"/>
+        </w:rPr>
+        <w:t>/admin/meals。後端API接收資料</w:t>
+      </w:r>
+    </w:p>
+    <w:p>
+      <w:pPr>
+        <w:pStyle w:val="a9"/>
+        <w:numPr>
+          <w:ilvl w:val="0"/>
+          <w:numId w:val="33"/>
+        </w:numPr>
+        <w:rPr>
+          <w:rFonts w:ascii="標楷體" w:eastAsia="標楷體" w:hAnsi="標楷體"/>
+        </w:rPr>
+      </w:pPr>
+      <w:proofErr w:type="spellStart"/>
+      <w:r>
+        <w:rPr>
+          <w:rFonts w:ascii="標楷體" w:eastAsia="標楷體" w:hAnsi="標楷體"/>
+        </w:rPr>
+        <w:t>Read:AdminMealManager.jsx</w:t>
+      </w:r>
+      <w:proofErr w:type="spellEnd"/>
+      <w:r>
+        <w:rPr>
+          <w:rFonts w:ascii="標楷體" w:eastAsia="標楷體" w:hAnsi="標楷體"/>
+        </w:rPr>
+        <w:t>的</w:t>
+      </w:r>
+      <w:proofErr w:type="spellStart"/>
+      <w:r>
+        <w:rPr>
+          <w:rFonts w:ascii="標楷體" w:eastAsia="標楷體" w:hAnsi="標楷體"/>
+        </w:rPr>
+        <w:t>useEffect</w:t>
+      </w:r>
+      <w:proofErr w:type="spellEnd"/>
+      <w:r>
+        <w:rPr>
+          <w:rFonts w:ascii="標楷體" w:eastAsia="標楷體" w:hAnsi="標楷體"/>
+        </w:rPr>
+        <w:t>呼叫GET /</w:t>
+      </w:r>
+      <w:proofErr w:type="spellStart"/>
+      <w:r>
+        <w:rPr>
+          <w:rFonts w:ascii="標楷體" w:eastAsia="標楷體" w:hAnsi="標楷體"/>
+        </w:rPr>
+        <w:t>api</w:t>
+      </w:r>
+      <w:proofErr w:type="spellEnd"/>
+      <w:r>
+        <w:rPr>
+          <w:rFonts w:ascii="標楷體" w:eastAsia="標楷體" w:hAnsi="標楷體"/>
+        </w:rPr>
+        <w:t>/meals，將資料</w:t>
+      </w:r>
+      <w:r>
+        <w:rPr>
+          <w:rFonts w:ascii="標楷體" w:eastAsia="標楷體" w:hAnsi="標楷體"/>
+        </w:rPr>
+        <w:lastRenderedPageBreak/>
+        <w:t>存入meals狀態並用.map()渲染列表</w:t>
+      </w:r>
+    </w:p>
+    <w:p>
+      <w:pPr>
+        <w:pStyle w:val="a9"/>
+        <w:numPr>
+          <w:ilvl w:val="0"/>
+          <w:numId w:val="33"/>
+        </w:numPr>
+        <w:rPr>
+          <w:rFonts w:ascii="標楷體" w:eastAsia="標楷體" w:hAnsi="標楷體"/>
+        </w:rPr>
+      </w:pPr>
+      <w:r>
+        <w:rPr>
+          <w:rFonts w:ascii="標楷體" w:eastAsia="標楷體" w:hAnsi="標楷體"/>
+        </w:rPr>
+        <w:t>Update:點擊「編輯」，</w:t>
+      </w:r>
+      <w:proofErr w:type="spellStart"/>
+      <w:r>
+        <w:rPr>
+          <w:rFonts w:ascii="標楷體" w:eastAsia="標楷體" w:hAnsi="標楷體"/>
+        </w:rPr>
+        <w:t>handleEditClick</w:t>
+      </w:r>
+      <w:proofErr w:type="spellEnd"/>
+      <w:r>
+        <w:rPr>
+          <w:rFonts w:ascii="標楷體" w:eastAsia="標楷體" w:hAnsi="標楷體"/>
+        </w:rPr>
+        <w:t>將meal存入</w:t>
+      </w:r>
+      <w:proofErr w:type="spellStart"/>
+      <w:r>
+        <w:rPr>
+          <w:rFonts w:ascii="標楷體" w:eastAsia="標楷體" w:hAnsi="標楷體"/>
+        </w:rPr>
+        <w:t>editingMeal</w:t>
+      </w:r>
+      <w:proofErr w:type="spellEnd"/>
+      <w:r>
+        <w:rPr>
+          <w:rFonts w:ascii="標楷體" w:eastAsia="標楷體" w:hAnsi="標楷體"/>
+        </w:rPr>
+        <w:t>狀態，觸發彈窗顯示。彈窗表單</w:t>
+      </w:r>
+      <w:proofErr w:type="spellStart"/>
+      <w:r>
+        <w:rPr>
+          <w:rFonts w:ascii="標楷體" w:eastAsia="標楷體" w:hAnsi="標楷體"/>
+        </w:rPr>
+        <w:t>onSubmit</w:t>
+      </w:r>
+      <w:proofErr w:type="spellEnd"/>
+      <w:r>
+        <w:rPr>
+          <w:rFonts w:ascii="標楷體" w:eastAsia="標楷體" w:hAnsi="標楷體"/>
+        </w:rPr>
+        <w:t>呼叫</w:t>
+      </w:r>
+      <w:proofErr w:type="spellStart"/>
+      <w:r>
+        <w:rPr>
+          <w:rFonts w:ascii="標楷體" w:eastAsia="標楷體" w:hAnsi="標楷體"/>
+        </w:rPr>
+        <w:t>handleUpdateMeal</w:t>
+      </w:r>
+      <w:proofErr w:type="spellEnd"/>
+      <w:r>
+        <w:rPr>
+          <w:rFonts w:ascii="標楷體" w:eastAsia="標楷體" w:hAnsi="標楷體"/>
+        </w:rPr>
+        <w:t>，</w:t>
+      </w:r>
+      <w:proofErr w:type="spellStart"/>
+      <w:r>
+        <w:rPr>
+          <w:rFonts w:ascii="標楷體" w:eastAsia="標楷體" w:hAnsi="標楷體"/>
+        </w:rPr>
+        <w:t>axios.put</w:t>
+      </w:r>
+      <w:proofErr w:type="spellEnd"/>
+      <w:r>
+        <w:rPr>
+          <w:rFonts w:ascii="標楷體" w:eastAsia="標楷體" w:hAnsi="標楷體"/>
+        </w:rPr>
+        <w:t xml:space="preserve"> 到PUT /</w:t>
+      </w:r>
+      <w:proofErr w:type="spellStart"/>
+      <w:r>
+        <w:rPr>
+          <w:rFonts w:ascii="標楷體" w:eastAsia="標楷體" w:hAnsi="標楷體"/>
+        </w:rPr>
+        <w:t>api</w:t>
+      </w:r>
+      <w:proofErr w:type="spellEnd"/>
+      <w:r>
+        <w:rPr>
+          <w:rFonts w:ascii="標楷體" w:eastAsia="標楷體" w:hAnsi="標楷體"/>
+        </w:rPr>
+        <w:t>/admin/meals/:id。後端API接收資料</w:t>
+      </w:r>
+    </w:p>
+    <w:p>
+      <w:pPr>
+        <w:pStyle w:val="a9"/>
+        <w:numPr>
+          <w:ilvl w:val="0"/>
+          <w:numId w:val="33"/>
+        </w:numPr>
+        <w:rPr>
+          <w:rFonts w:ascii="標楷體" w:eastAsia="標楷體" w:hAnsi="標楷體"/>
+        </w:rPr>
+      </w:pPr>
+      <w:r>
+        <w:rPr>
+          <w:rFonts w:ascii="標楷體" w:eastAsia="標楷體" w:hAnsi="標楷體"/>
+        </w:rPr>
+        <w:t>D (Delete):點擊「刪除」，</w:t>
+      </w:r>
+      <w:proofErr w:type="spellStart"/>
+      <w:r>
+        <w:rPr>
+          <w:rFonts w:ascii="標楷體" w:eastAsia="標楷體" w:hAnsi="標楷體"/>
+        </w:rPr>
+        <w:t>handleDelete</w:t>
+      </w:r>
+      <w:proofErr w:type="spellEnd"/>
+      <w:r>
+        <w:rPr>
+          <w:rFonts w:ascii="標楷體" w:eastAsia="標楷體" w:hAnsi="標楷體"/>
+        </w:rPr>
+        <w:t>跳出</w:t>
+      </w:r>
+      <w:proofErr w:type="spellStart"/>
+      <w:r>
+        <w:rPr>
+          <w:rFonts w:ascii="標楷體" w:eastAsia="標楷體" w:hAnsi="標楷體"/>
+        </w:rPr>
+        <w:t>window.confirm</w:t>
+      </w:r>
+      <w:proofErr w:type="spellEnd"/>
+      <w:r>
+        <w:rPr>
+          <w:rFonts w:ascii="標楷體" w:eastAsia="標楷體" w:hAnsi="標楷體"/>
+        </w:rPr>
+        <w:t>確認。</w:t>
+      </w:r>
+      <w:proofErr w:type="spellStart"/>
+      <w:r>
+        <w:rPr>
+          <w:rFonts w:ascii="標楷體" w:eastAsia="標楷體" w:hAnsi="標楷體"/>
+        </w:rPr>
+        <w:t>axios.delete</w:t>
+      </w:r>
+      <w:proofErr w:type="spellEnd"/>
+      <w:r>
+        <w:rPr>
+          <w:rFonts w:ascii="標楷體" w:eastAsia="標楷體" w:hAnsi="標楷體"/>
+        </w:rPr>
+        <w:t xml:space="preserve"> 到 DELETE /</w:t>
+      </w:r>
+      <w:proofErr w:type="spellStart"/>
+      <w:r>
+        <w:rPr>
+          <w:rFonts w:ascii="標楷體" w:eastAsia="標楷體" w:hAnsi="標楷體"/>
+        </w:rPr>
+        <w:t>api</w:t>
+      </w:r>
+      <w:proofErr w:type="spellEnd"/>
+      <w:r>
+        <w:rPr>
+          <w:rFonts w:ascii="標楷體" w:eastAsia="標楷體" w:hAnsi="標楷體"/>
+        </w:rPr>
+        <w:t>/admin/meals/:id。後端API接收ID</w:t>
+      </w:r>
+    </w:p>
+    <w:p>
+      <w:pPr>
+        <w:pStyle w:val="a9"/>
+        <w:numPr>
+          <w:ilvl w:val="0"/>
+          <w:numId w:val="33"/>
+        </w:numPr>
+        <w:rPr>
+          <w:rFonts w:ascii="標楷體" w:eastAsia="標楷體" w:hAnsi="標楷體"/>
+        </w:rPr>
+      </w:pPr>
+      <w:r>
+        <w:rPr>
+          <w:rFonts w:ascii="標楷體" w:eastAsia="標楷體" w:hAnsi="標楷體"/>
+        </w:rPr>
+        <w:t>同步：在 C, U, D 操作成功後，前端會再次呼叫</w:t>
+      </w:r>
+      <w:proofErr w:type="spellStart"/>
+      <w:r>
+        <w:rPr>
+          <w:rFonts w:ascii="標楷體" w:eastAsia="標楷體" w:hAnsi="標楷體"/>
+        </w:rPr>
+        <w:t>fetchMeals</w:t>
+      </w:r>
+      <w:proofErr w:type="spellEnd"/>
+      <w:r>
+        <w:rPr>
+          <w:rFonts w:ascii="標楷體" w:eastAsia="標楷體" w:hAnsi="標楷體"/>
+        </w:rPr>
+        <w:t>()來重新整理列表，確保畫面與資料庫同步</w:t>
+      </w:r>
+    </w:p>
+    <w:p>
+      <w:pPr>
+        <w:rPr>
+          <w:rFonts w:ascii="標楷體" w:eastAsia="標楷體" w:hAnsi="標楷體"/>
+        </w:rPr>
+      </w:pPr>
+    </w:p>
+    <w:p>
+      <w:pPr>
+        <w:rPr>
+          <w:rFonts w:ascii="標楷體" w:eastAsia="標楷體" w:hAnsi="標楷體"/>
+          <w:sz w:val="28"/>
+          <w:szCs w:val="28"/>
+        </w:rPr>
+      </w:pPr>
+      <w:r>
+        <w:rPr>
+          <w:rFonts w:ascii="標楷體" w:eastAsia="標楷體" w:hAnsi="標楷體"/>
+          <w:sz w:val="28"/>
+          <w:szCs w:val="28"/>
+        </w:rPr>
+        <w:t>實作成果的評估 (SWOT 分析)</w:t>
+      </w:r>
+    </w:p>
+    <w:p>
+      <w:pPr>
+        <w:rPr>
+          <w:rFonts w:ascii="標楷體" w:eastAsia="標楷體" w:hAnsi="標楷體"/>
+        </w:rPr>
+      </w:pPr>
+      <w:r>
+        <w:rPr>
+          <w:rFonts w:ascii="標楷體" w:eastAsia="標楷體" w:hAnsi="標楷體"/>
+          <w:noProof/>
+        </w:rPr>
+        <w:drawing>
+          <wp:inline distT="0" distB="0" distL="0" distR="0" wp14:anchorId="3A5945B7" wp14:editId="2E68AA44">
+            <wp:extent cx="5274310" cy="4747260"/>
+            <wp:effectExtent l="0" t="0" r="2540" b="0"/>
+            <wp:docPr id="1538474008" name="圖片 7" descr="一張含有 文字, 螢幕擷取畫面, 數字, 字型 的圖片&#10;&#10;AI 產生的內容可能不正確。"/>
+            <wp:cNvGraphicFramePr>
+              <a:graphicFrameLocks xmlns:a="http://schemas.openxmlformats.org/drawingml/2006/main" noChangeAspect="1"/>
+            </wp:cNvGraphicFramePr>
+            <a:graphic xmlns:a="http://schemas.openxmlformats.org/drawingml/2006/main">
+              <a:graphicData uri="http://schemas.openxmlformats.org/drawingml/2006/picture">
+                <pic:pic xmlns:pic="http://schemas.openxmlformats.org/drawingml/2006/picture">
+                  <pic:nvPicPr>
+                    <pic:cNvPr id="1538474008" name="圖片 7" descr="一張含有 文字, 螢幕擷取畫面, 數字, 字型 的圖片&#10;&#10;AI 產生的內容可能不正確。"/>
+                    <pic:cNvPicPr/>
+                  </pic:nvPicPr>
+                  <pic:blipFill>
+                    <a:blip r:embed="rId14">
                       <a:extLst>
                         <a:ext uri="{28A0092B-C50C-407E-A947-70E740481C1C}">
                           <a14:useLocalDpi xmlns:a14="http://schemas.microsoft.com/office/drawing/2010/main" val="0"/>
@@ -4625,7 +4894,7 @@
         </w:rPr>
         <w:t>React官方文件.(</w:t>
       </w:r>
-      <w:hyperlink r:id="rId12" w:history="1">
+      <w:hyperlink r:id="rId15" w:history="1">
         <w:r>
           <w:rPr>
             <w:rStyle w:val="ae"/>
@@ -4659,7 +4928,7 @@
         </w:rPr>
         <w:t>Node.js官方文件.(</w:t>
       </w:r>
-      <w:hyperlink r:id="rId13" w:history="1">
+      <w:hyperlink r:id="rId16" w:history="1">
         <w:r>
           <w:rPr>
             <w:rStyle w:val="ae"/>
@@ -4693,7 +4962,7 @@
         </w:rPr>
         <w:t>Express.js官方文件.(</w:t>
       </w:r>
-      <w:hyperlink r:id="rId14" w:history="1">
+      <w:hyperlink r:id="rId17" w:history="1">
         <w:r>
           <w:rPr>
             <w:rStyle w:val="ae"/>
@@ -4727,7 +4996,7 @@
         </w:rPr>
         <w:t>Tailwind CSS官方文件.(</w:t>
       </w:r>
-      <w:hyperlink r:id="rId15" w:history="1">
+      <w:hyperlink r:id="rId18" w:history="1">
         <w:r>
           <w:rPr>
             <w:rStyle w:val="ae"/>
@@ -4761,7 +5030,7 @@
         </w:rPr>
         <w:t>SQLite 官方文件.(</w:t>
       </w:r>
-      <w:hyperlink r:id="rId16" w:history="1">
+      <w:hyperlink r:id="rId19" w:history="1">
         <w:r>
           <w:rPr>
             <w:rStyle w:val="ae"/>
@@ -4795,7 +5064,7 @@
         </w:rPr>
         <w:t>JWT介紹. (</w:t>
       </w:r>
-      <w:hyperlink r:id="rId17" w:history="1">
+      <w:hyperlink r:id="rId20" w:history="1">
         <w:r>
           <w:rPr>
             <w:rStyle w:val="ae"/>
@@ -4837,7 +5106,7 @@
         <w:t>Docs.(</w:t>
       </w:r>
       <w:proofErr w:type="gramEnd"/>
-      <w:hyperlink r:id="rId18" w:history="1">
+      <w:hyperlink r:id="rId21" w:history="1">
         <w:r>
           <w:rPr>
             <w:rStyle w:val="ae"/>
